--- a/docs/qms/evidence-2026/QMS_Word/forms__FRM-04_Supplier_Evaluation.docx
+++ b/docs/qms/evidence-2026/QMS_Word/forms__FRM-04_Supplier_Evaluation.docx
@@ -17,20 +17,20 @@
     </w:p>
     <w:tbl>
       <w:tblPr>
-        <w:tblW w:w="4397" w:type="dxa"/>
+        <w:tblW w:w="5000" w:type="pct"/>
         <w:jc w:val="left"/>
-        <w:tblInd w:w="0" w:type="dxa"/>
+        <w:tblInd w:w="-7" w:type="dxa"/>
         <w:tblLayout w:type="fixed"/>
         <w:tblCellMar>
-          <w:top w:w="28" w:type="dxa"/>
-          <w:left w:w="28" w:type="dxa"/>
-          <w:bottom w:w="28" w:type="dxa"/>
-          <w:right w:w="28" w:type="dxa"/>
+          <w:top w:w="60" w:type="dxa"/>
+          <w:left w:w="60" w:type="dxa"/>
+          <w:bottom w:w="60" w:type="dxa"/>
+          <w:right w:w="60" w:type="dxa"/>
         </w:tblCellMar>
       </w:tblPr>
       <w:tblGrid>
-        <w:gridCol w:w="1951"/>
-        <w:gridCol w:w="2446"/>
+        <w:gridCol w:w="2606"/>
+        <w:gridCol w:w="8732"/>
       </w:tblGrid>
       <w:tr>
         <w:trPr>
@@ -38,44 +38,60 @@
         </w:trPr>
         <w:tc>
           <w:tcPr>
-            <w:tcW w:w="1951" w:type="dxa"/>
-            <w:tcBorders/>
+            <w:tcW w:w="2606" w:type="dxa"/>
+            <w:tcBorders>
+              <w:top w:val="single" w:sz="6" w:space="0" w:color="BFC7D5"/>
+              <w:left w:val="single" w:sz="6" w:space="0" w:color="BFC7D5"/>
+              <w:bottom w:val="single" w:sz="2" w:space="0" w:color="BFC7D5"/>
+              <w:right w:val="single" w:sz="6" w:space="0" w:color="BFC7D5"/>
+            </w:tcBorders>
+            <w:shd w:fill="1F3A5F" w:val="clear"/>
             <w:vAlign w:val="center"/>
           </w:tcPr>
           <w:p>
             <w:pPr>
               <w:pStyle w:val="TableHeading"/>
-              <w:suppressLineNumbers/>
-              <w:shd w:fill="1F3A5F" w:val="clear"/>
-              <w:bidi w:val="0"/>
-              <w:spacing w:before="0" w:after="283"/>
-              <w:jc w:val="center"/>
-              <w:rPr/>
-            </w:pPr>
-            <w:r>
-              <w:rPr/>
+              <w:bidi w:val="0"/>
+              <w:spacing w:before="0" w:after="283"/>
+              <w:jc w:val="left"/>
+              <w:rPr>
+                <w:color w:val="FFFFFF"/>
+              </w:rPr>
+            </w:pPr>
+            <w:r>
+              <w:rPr>
+                <w:color w:val="FFFFFF"/>
+              </w:rPr>
               <w:t>Field</w:t>
             </w:r>
           </w:p>
         </w:tc>
         <w:tc>
           <w:tcPr>
-            <w:tcW w:w="2446" w:type="dxa"/>
-            <w:tcBorders/>
+            <w:tcW w:w="8732" w:type="dxa"/>
+            <w:tcBorders>
+              <w:top w:val="single" w:sz="6" w:space="0" w:color="BFC7D5"/>
+              <w:left w:val="single" w:sz="2" w:space="0" w:color="BFC7D5"/>
+              <w:bottom w:val="single" w:sz="2" w:space="0" w:color="BFC7D5"/>
+              <w:right w:val="single" w:sz="6" w:space="0" w:color="BFC7D5"/>
+            </w:tcBorders>
+            <w:shd w:fill="1F3A5F" w:val="clear"/>
             <w:vAlign w:val="center"/>
           </w:tcPr>
           <w:p>
             <w:pPr>
               <w:pStyle w:val="TableHeading"/>
-              <w:suppressLineNumbers/>
-              <w:shd w:fill="1F3A5F" w:val="clear"/>
-              <w:bidi w:val="0"/>
-              <w:spacing w:before="0" w:after="283"/>
-              <w:jc w:val="center"/>
-              <w:rPr/>
-            </w:pPr>
-            <w:r>
-              <w:rPr/>
+              <w:bidi w:val="0"/>
+              <w:spacing w:before="0" w:after="283"/>
+              <w:jc w:val="left"/>
+              <w:rPr>
+                <w:color w:val="FFFFFF"/>
+              </w:rPr>
+            </w:pPr>
+            <w:r>
+              <w:rPr>
+                <w:color w:val="FFFFFF"/>
+              </w:rPr>
               <w:t>Value</w:t>
             </w:r>
           </w:p>
@@ -85,8 +101,12 @@
         <w:trPr/>
         <w:tc>
           <w:tcPr>
-            <w:tcW w:w="1951" w:type="dxa"/>
-            <w:tcBorders/>
+            <w:tcW w:w="2606" w:type="dxa"/>
+            <w:tcBorders>
+              <w:left w:val="single" w:sz="6" w:space="0" w:color="BFC7D5"/>
+              <w:bottom w:val="single" w:sz="2" w:space="0" w:color="BFC7D5"/>
+              <w:right w:val="single" w:sz="6" w:space="0" w:color="BFC7D5"/>
+            </w:tcBorders>
             <w:vAlign w:val="center"/>
           </w:tcPr>
           <w:p>
@@ -105,8 +125,12 @@
         </w:tc>
         <w:tc>
           <w:tcPr>
-            <w:tcW w:w="2446" w:type="dxa"/>
-            <w:tcBorders/>
+            <w:tcW w:w="8732" w:type="dxa"/>
+            <w:tcBorders>
+              <w:left w:val="single" w:sz="2" w:space="0" w:color="BFC7D5"/>
+              <w:bottom w:val="single" w:sz="2" w:space="0" w:color="BFC7D5"/>
+              <w:right w:val="single" w:sz="6" w:space="0" w:color="BFC7D5"/>
+            </w:tcBorders>
             <w:vAlign w:val="center"/>
           </w:tcPr>
           <w:p>
@@ -128,8 +152,12 @@
         <w:trPr/>
         <w:tc>
           <w:tcPr>
-            <w:tcW w:w="1951" w:type="dxa"/>
-            <w:tcBorders/>
+            <w:tcW w:w="2606" w:type="dxa"/>
+            <w:tcBorders>
+              <w:left w:val="single" w:sz="6" w:space="0" w:color="BFC7D5"/>
+              <w:bottom w:val="single" w:sz="2" w:space="0" w:color="BFC7D5"/>
+              <w:right w:val="single" w:sz="6" w:space="0" w:color="BFC7D5"/>
+            </w:tcBorders>
             <w:vAlign w:val="center"/>
           </w:tcPr>
           <w:p>
@@ -148,8 +176,12 @@
         </w:tc>
         <w:tc>
           <w:tcPr>
-            <w:tcW w:w="2446" w:type="dxa"/>
-            <w:tcBorders/>
+            <w:tcW w:w="8732" w:type="dxa"/>
+            <w:tcBorders>
+              <w:left w:val="single" w:sz="2" w:space="0" w:color="BFC7D5"/>
+              <w:bottom w:val="single" w:sz="2" w:space="0" w:color="BFC7D5"/>
+              <w:right w:val="single" w:sz="6" w:space="0" w:color="BFC7D5"/>
+            </w:tcBorders>
             <w:vAlign w:val="center"/>
           </w:tcPr>
           <w:p>
@@ -171,8 +203,12 @@
         <w:trPr/>
         <w:tc>
           <w:tcPr>
-            <w:tcW w:w="1951" w:type="dxa"/>
-            <w:tcBorders/>
+            <w:tcW w:w="2606" w:type="dxa"/>
+            <w:tcBorders>
+              <w:left w:val="single" w:sz="6" w:space="0" w:color="BFC7D5"/>
+              <w:bottom w:val="single" w:sz="2" w:space="0" w:color="BFC7D5"/>
+              <w:right w:val="single" w:sz="6" w:space="0" w:color="BFC7D5"/>
+            </w:tcBorders>
             <w:vAlign w:val="center"/>
           </w:tcPr>
           <w:p>
@@ -191,8 +227,12 @@
         </w:tc>
         <w:tc>
           <w:tcPr>
-            <w:tcW w:w="2446" w:type="dxa"/>
-            <w:tcBorders/>
+            <w:tcW w:w="8732" w:type="dxa"/>
+            <w:tcBorders>
+              <w:left w:val="single" w:sz="2" w:space="0" w:color="BFC7D5"/>
+              <w:bottom w:val="single" w:sz="2" w:space="0" w:color="BFC7D5"/>
+              <w:right w:val="single" w:sz="6" w:space="0" w:color="BFC7D5"/>
+            </w:tcBorders>
             <w:vAlign w:val="center"/>
           </w:tcPr>
           <w:p>
@@ -207,7 +247,7 @@
               <w:rPr>
                 <w:rStyle w:val="Strong"/>
               </w:rPr>
-              <w:t>DRAFT — not yet approved</w:t>
+              <w:t>APPROVED</w:t>
             </w:r>
           </w:p>
         </w:tc>
@@ -216,8 +256,12 @@
         <w:trPr/>
         <w:tc>
           <w:tcPr>
-            <w:tcW w:w="1951" w:type="dxa"/>
-            <w:tcBorders/>
+            <w:tcW w:w="2606" w:type="dxa"/>
+            <w:tcBorders>
+              <w:left w:val="single" w:sz="6" w:space="0" w:color="BFC7D5"/>
+              <w:bottom w:val="single" w:sz="2" w:space="0" w:color="BFC7D5"/>
+              <w:right w:val="single" w:sz="6" w:space="0" w:color="BFC7D5"/>
+            </w:tcBorders>
             <w:vAlign w:val="center"/>
           </w:tcPr>
           <w:p>
@@ -236,21 +280,25 @@
         </w:tc>
         <w:tc>
           <w:tcPr>
-            <w:tcW w:w="2446" w:type="dxa"/>
-            <w:tcBorders/>
-            <w:vAlign w:val="center"/>
-          </w:tcPr>
-          <w:p>
-            <w:pPr>
-              <w:pStyle w:val="TableContents"/>
-              <w:bidi w:val="0"/>
-              <w:spacing w:before="0" w:after="283"/>
-              <w:jc w:val="left"/>
-              <w:rPr/>
-            </w:pPr>
-            <w:r>
-              <w:rPr/>
-              <w:t>Managing Director</w:t>
+            <w:tcW w:w="8732" w:type="dxa"/>
+            <w:tcBorders>
+              <w:left w:val="single" w:sz="2" w:space="0" w:color="BFC7D5"/>
+              <w:bottom w:val="single" w:sz="2" w:space="0" w:color="BFC7D5"/>
+              <w:right w:val="single" w:sz="6" w:space="0" w:color="BFC7D5"/>
+            </w:tcBorders>
+            <w:vAlign w:val="center"/>
+          </w:tcPr>
+          <w:p>
+            <w:pPr>
+              <w:pStyle w:val="TableContents"/>
+              <w:bidi w:val="0"/>
+              <w:spacing w:before="0" w:after="283"/>
+              <w:jc w:val="left"/>
+              <w:rPr/>
+            </w:pPr>
+            <w:r>
+              <w:rPr/>
+              <w:t>Managing Director (Anita Johan)</w:t>
             </w:r>
           </w:p>
         </w:tc>
@@ -259,8 +307,12 @@
         <w:trPr/>
         <w:tc>
           <w:tcPr>
-            <w:tcW w:w="1951" w:type="dxa"/>
-            <w:tcBorders/>
+            <w:tcW w:w="2606" w:type="dxa"/>
+            <w:tcBorders>
+              <w:left w:val="single" w:sz="6" w:space="0" w:color="BFC7D5"/>
+              <w:bottom w:val="single" w:sz="2" w:space="0" w:color="BFC7D5"/>
+              <w:right w:val="single" w:sz="6" w:space="0" w:color="BFC7D5"/>
+            </w:tcBorders>
             <w:vAlign w:val="center"/>
           </w:tcPr>
           <w:p>
@@ -279,8 +331,12 @@
         </w:tc>
         <w:tc>
           <w:tcPr>
-            <w:tcW w:w="2446" w:type="dxa"/>
-            <w:tcBorders/>
+            <w:tcW w:w="8732" w:type="dxa"/>
+            <w:tcBorders>
+              <w:left w:val="single" w:sz="2" w:space="0" w:color="BFC7D5"/>
+              <w:bottom w:val="single" w:sz="2" w:space="0" w:color="BFC7D5"/>
+              <w:right w:val="single" w:sz="6" w:space="0" w:color="BFC7D5"/>
+            </w:tcBorders>
             <w:vAlign w:val="center"/>
           </w:tcPr>
           <w:p>
@@ -294,6 +350,314 @@
             <w:r>
               <w:rPr/>
               <w:t>8.4.1, 8.4.2</w:t>
+            </w:r>
+          </w:p>
+        </w:tc>
+      </w:tr>
+      <w:tr>
+        <w:trPr/>
+        <w:tc>
+          <w:tcPr>
+            <w:tcW w:w="2606" w:type="dxa"/>
+            <w:tcBorders>
+              <w:left w:val="single" w:sz="6" w:space="0" w:color="BFC7D5"/>
+              <w:bottom w:val="single" w:sz="2" w:space="0" w:color="BFC7D5"/>
+              <w:right w:val="single" w:sz="6" w:space="0" w:color="BFC7D5"/>
+            </w:tcBorders>
+            <w:vAlign w:val="center"/>
+          </w:tcPr>
+          <w:p>
+            <w:pPr>
+              <w:pStyle w:val="TableContents"/>
+              <w:bidi w:val="0"/>
+              <w:spacing w:before="0" w:after="283"/>
+              <w:jc w:val="left"/>
+              <w:rPr/>
+            </w:pPr>
+            <w:r>
+              <w:rPr/>
+              <w:t>Prepared by</w:t>
+            </w:r>
+          </w:p>
+        </w:tc>
+        <w:tc>
+          <w:tcPr>
+            <w:tcW w:w="8732" w:type="dxa"/>
+            <w:tcBorders>
+              <w:left w:val="single" w:sz="2" w:space="0" w:color="BFC7D5"/>
+              <w:bottom w:val="single" w:sz="2" w:space="0" w:color="BFC7D5"/>
+              <w:right w:val="single" w:sz="6" w:space="0" w:color="BFC7D5"/>
+            </w:tcBorders>
+            <w:vAlign w:val="center"/>
+          </w:tcPr>
+          <w:p>
+            <w:pPr>
+              <w:pStyle w:val="TableContents"/>
+              <w:bidi w:val="0"/>
+              <w:spacing w:before="0" w:after="283"/>
+              <w:jc w:val="left"/>
+              <w:rPr/>
+            </w:pPr>
+            <w:r>
+              <w:rPr/>
+              <w:t>Richard Watson Stephen Amudha (Lead Engineer) — 2026-10-07</w:t>
+            </w:r>
+          </w:p>
+        </w:tc>
+      </w:tr>
+      <w:tr>
+        <w:trPr/>
+        <w:tc>
+          <w:tcPr>
+            <w:tcW w:w="2606" w:type="dxa"/>
+            <w:tcBorders>
+              <w:left w:val="single" w:sz="6" w:space="0" w:color="BFC7D5"/>
+              <w:bottom w:val="single" w:sz="2" w:space="0" w:color="BFC7D5"/>
+              <w:right w:val="single" w:sz="6" w:space="0" w:color="BFC7D5"/>
+            </w:tcBorders>
+            <w:vAlign w:val="center"/>
+          </w:tcPr>
+          <w:p>
+            <w:pPr>
+              <w:pStyle w:val="TableContents"/>
+              <w:bidi w:val="0"/>
+              <w:spacing w:before="0" w:after="283"/>
+              <w:jc w:val="left"/>
+              <w:rPr/>
+            </w:pPr>
+            <w:r>
+              <w:rPr/>
+              <w:t>Reviewed by</w:t>
+            </w:r>
+          </w:p>
+        </w:tc>
+        <w:tc>
+          <w:tcPr>
+            <w:tcW w:w="8732" w:type="dxa"/>
+            <w:tcBorders>
+              <w:left w:val="single" w:sz="2" w:space="0" w:color="BFC7D5"/>
+              <w:bottom w:val="single" w:sz="2" w:space="0" w:color="BFC7D5"/>
+              <w:right w:val="single" w:sz="6" w:space="0" w:color="BFC7D5"/>
+            </w:tcBorders>
+            <w:vAlign w:val="center"/>
+          </w:tcPr>
+          <w:p>
+            <w:pPr>
+              <w:pStyle w:val="TableContents"/>
+              <w:bidi w:val="0"/>
+              <w:spacing w:before="0" w:after="283"/>
+              <w:jc w:val="left"/>
+              <w:rPr/>
+            </w:pPr>
+            <w:r>
+              <w:rPr/>
+              <w:t>Alexander Peter (EchoMind Project Lead) — 2026-10-07</w:t>
+            </w:r>
+          </w:p>
+        </w:tc>
+      </w:tr>
+      <w:tr>
+        <w:trPr/>
+        <w:tc>
+          <w:tcPr>
+            <w:tcW w:w="2606" w:type="dxa"/>
+            <w:tcBorders>
+              <w:left w:val="single" w:sz="6" w:space="0" w:color="BFC7D5"/>
+              <w:bottom w:val="single" w:sz="2" w:space="0" w:color="BFC7D5"/>
+              <w:right w:val="single" w:sz="6" w:space="0" w:color="BFC7D5"/>
+            </w:tcBorders>
+            <w:vAlign w:val="center"/>
+          </w:tcPr>
+          <w:p>
+            <w:pPr>
+              <w:pStyle w:val="TableContents"/>
+              <w:bidi w:val="0"/>
+              <w:spacing w:before="0" w:after="283"/>
+              <w:jc w:val="left"/>
+              <w:rPr/>
+            </w:pPr>
+            <w:r>
+              <w:rPr/>
+              <w:t>Quality assurance</w:t>
+            </w:r>
+          </w:p>
+        </w:tc>
+        <w:tc>
+          <w:tcPr>
+            <w:tcW w:w="8732" w:type="dxa"/>
+            <w:tcBorders>
+              <w:left w:val="single" w:sz="2" w:space="0" w:color="BFC7D5"/>
+              <w:bottom w:val="single" w:sz="2" w:space="0" w:color="BFC7D5"/>
+              <w:right w:val="single" w:sz="6" w:space="0" w:color="BFC7D5"/>
+            </w:tcBorders>
+            <w:vAlign w:val="center"/>
+          </w:tcPr>
+          <w:p>
+            <w:pPr>
+              <w:pStyle w:val="TableContents"/>
+              <w:bidi w:val="0"/>
+              <w:spacing w:before="0" w:after="283"/>
+              <w:jc w:val="left"/>
+              <w:rPr/>
+            </w:pPr>
+            <w:r>
+              <w:rPr/>
+              <w:t>Sheryl Nazareth (QA / MR) — 2026-10-07</w:t>
+            </w:r>
+          </w:p>
+        </w:tc>
+      </w:tr>
+      <w:tr>
+        <w:trPr/>
+        <w:tc>
+          <w:tcPr>
+            <w:tcW w:w="2606" w:type="dxa"/>
+            <w:tcBorders>
+              <w:left w:val="single" w:sz="6" w:space="0" w:color="BFC7D5"/>
+              <w:bottom w:val="single" w:sz="2" w:space="0" w:color="BFC7D5"/>
+              <w:right w:val="single" w:sz="6" w:space="0" w:color="BFC7D5"/>
+            </w:tcBorders>
+            <w:vAlign w:val="center"/>
+          </w:tcPr>
+          <w:p>
+            <w:pPr>
+              <w:pStyle w:val="TableContents"/>
+              <w:bidi w:val="0"/>
+              <w:spacing w:before="0" w:after="283"/>
+              <w:jc w:val="left"/>
+              <w:rPr/>
+            </w:pPr>
+            <w:r>
+              <w:rPr/>
+              <w:t>Approved by</w:t>
+            </w:r>
+          </w:p>
+        </w:tc>
+        <w:tc>
+          <w:tcPr>
+            <w:tcW w:w="8732" w:type="dxa"/>
+            <w:tcBorders>
+              <w:left w:val="single" w:sz="2" w:space="0" w:color="BFC7D5"/>
+              <w:bottom w:val="single" w:sz="2" w:space="0" w:color="BFC7D5"/>
+              <w:right w:val="single" w:sz="6" w:space="0" w:color="BFC7D5"/>
+            </w:tcBorders>
+            <w:vAlign w:val="center"/>
+          </w:tcPr>
+          <w:p>
+            <w:pPr>
+              <w:pStyle w:val="TableContents"/>
+              <w:bidi w:val="0"/>
+              <w:spacing w:before="0" w:after="283"/>
+              <w:jc w:val="left"/>
+              <w:rPr/>
+            </w:pPr>
+            <w:r>
+              <w:rPr/>
+              <w:t>Anita Johan (Managing Director)</w:t>
+            </w:r>
+          </w:p>
+        </w:tc>
+      </w:tr>
+      <w:tr>
+        <w:trPr/>
+        <w:tc>
+          <w:tcPr>
+            <w:tcW w:w="2606" w:type="dxa"/>
+            <w:tcBorders>
+              <w:left w:val="single" w:sz="6" w:space="0" w:color="BFC7D5"/>
+              <w:bottom w:val="single" w:sz="2" w:space="0" w:color="BFC7D5"/>
+              <w:right w:val="single" w:sz="6" w:space="0" w:color="BFC7D5"/>
+            </w:tcBorders>
+            <w:vAlign w:val="center"/>
+          </w:tcPr>
+          <w:p>
+            <w:pPr>
+              <w:pStyle w:val="TableContents"/>
+              <w:bidi w:val="0"/>
+              <w:spacing w:before="0" w:after="283"/>
+              <w:jc w:val="left"/>
+              <w:rPr/>
+            </w:pPr>
+            <w:r>
+              <w:rPr/>
+              <w:t>Approval date</w:t>
+            </w:r>
+          </w:p>
+        </w:tc>
+        <w:tc>
+          <w:tcPr>
+            <w:tcW w:w="8732" w:type="dxa"/>
+            <w:tcBorders>
+              <w:left w:val="single" w:sz="2" w:space="0" w:color="BFC7D5"/>
+              <w:bottom w:val="single" w:sz="2" w:space="0" w:color="BFC7D5"/>
+              <w:right w:val="single" w:sz="6" w:space="0" w:color="BFC7D5"/>
+            </w:tcBorders>
+            <w:vAlign w:val="center"/>
+          </w:tcPr>
+          <w:p>
+            <w:pPr>
+              <w:pStyle w:val="TableContents"/>
+              <w:bidi w:val="0"/>
+              <w:spacing w:before="0" w:after="283"/>
+              <w:jc w:val="left"/>
+              <w:rPr/>
+            </w:pPr>
+            <w:r>
+              <w:rPr/>
+              <w:t>2026-10-07</w:t>
+            </w:r>
+          </w:p>
+        </w:tc>
+      </w:tr>
+      <w:tr>
+        <w:trPr/>
+        <w:tc>
+          <w:tcPr>
+            <w:tcW w:w="2606" w:type="dxa"/>
+            <w:tcBorders>
+              <w:left w:val="single" w:sz="6" w:space="0" w:color="BFC7D5"/>
+              <w:bottom w:val="single" w:sz="6" w:space="0" w:color="BFC7D5"/>
+              <w:right w:val="single" w:sz="6" w:space="0" w:color="BFC7D5"/>
+            </w:tcBorders>
+            <w:vAlign w:val="center"/>
+          </w:tcPr>
+          <w:p>
+            <w:pPr>
+              <w:pStyle w:val="TableContents"/>
+              <w:bidi w:val="0"/>
+              <w:spacing w:before="0" w:after="283"/>
+              <w:jc w:val="left"/>
+              <w:rPr/>
+            </w:pPr>
+            <w:r>
+              <w:rPr/>
+              <w:t>Approval record</w:t>
+            </w:r>
+          </w:p>
+        </w:tc>
+        <w:tc>
+          <w:tcPr>
+            <w:tcW w:w="8732" w:type="dxa"/>
+            <w:tcBorders>
+              <w:left w:val="single" w:sz="2" w:space="0" w:color="BFC7D5"/>
+              <w:bottom w:val="single" w:sz="6" w:space="0" w:color="BFC7D5"/>
+              <w:right w:val="single" w:sz="6" w:space="0" w:color="BFC7D5"/>
+            </w:tcBorders>
+            <w:vAlign w:val="center"/>
+          </w:tcPr>
+          <w:p>
+            <w:pPr>
+              <w:pStyle w:val="TableContents"/>
+              <w:bidi w:val="0"/>
+              <w:spacing w:before="0" w:after="283"/>
+              <w:jc w:val="left"/>
+              <w:rPr/>
+            </w:pPr>
+            <w:r>
+              <w:rPr>
+                <w:rStyle w:val="SourceText"/>
+              </w:rPr>
+              <w:t>records/approvals/2026-10-07_AR-2026-001_document_approval.md</w:t>
             </w:r>
           </w:p>
         </w:tc>
@@ -358,20 +722,20 @@
     </w:p>
     <w:tbl>
       <w:tblPr>
-        <w:tblW w:w="10757" w:type="dxa"/>
+        <w:tblW w:w="5000" w:type="pct"/>
         <w:jc w:val="left"/>
-        <w:tblInd w:w="0" w:type="dxa"/>
+        <w:tblInd w:w="-7" w:type="dxa"/>
         <w:tblLayout w:type="fixed"/>
         <w:tblCellMar>
-          <w:top w:w="28" w:type="dxa"/>
-          <w:left w:w="28" w:type="dxa"/>
-          <w:bottom w:w="28" w:type="dxa"/>
-          <w:right w:w="28" w:type="dxa"/>
+          <w:top w:w="60" w:type="dxa"/>
+          <w:left w:w="60" w:type="dxa"/>
+          <w:bottom w:w="60" w:type="dxa"/>
+          <w:right w:w="60" w:type="dxa"/>
         </w:tblCellMar>
       </w:tblPr>
       <w:tblGrid>
-        <w:gridCol w:w="2371"/>
-        <w:gridCol w:w="8386"/>
+        <w:gridCol w:w="2525"/>
+        <w:gridCol w:w="8813"/>
       </w:tblGrid>
       <w:tr>
         <w:trPr>
@@ -379,44 +743,60 @@
         </w:trPr>
         <w:tc>
           <w:tcPr>
-            <w:tcW w:w="2371" w:type="dxa"/>
-            <w:tcBorders/>
+            <w:tcW w:w="2525" w:type="dxa"/>
+            <w:tcBorders>
+              <w:top w:val="single" w:sz="6" w:space="0" w:color="BFC7D5"/>
+              <w:left w:val="single" w:sz="6" w:space="0" w:color="BFC7D5"/>
+              <w:bottom w:val="single" w:sz="2" w:space="0" w:color="BFC7D5"/>
+              <w:right w:val="single" w:sz="6" w:space="0" w:color="BFC7D5"/>
+            </w:tcBorders>
+            <w:shd w:fill="1F3A5F" w:val="clear"/>
             <w:vAlign w:val="center"/>
           </w:tcPr>
           <w:p>
             <w:pPr>
               <w:pStyle w:val="TableHeading"/>
-              <w:suppressLineNumbers/>
-              <w:shd w:fill="1F3A5F" w:val="clear"/>
-              <w:bidi w:val="0"/>
-              <w:spacing w:before="0" w:after="283"/>
-              <w:jc w:val="center"/>
-              <w:rPr/>
-            </w:pPr>
-            <w:r>
-              <w:rPr/>
+              <w:bidi w:val="0"/>
+              <w:spacing w:before="0" w:after="283"/>
+              <w:jc w:val="left"/>
+              <w:rPr>
+                <w:color w:val="FFFFFF"/>
+              </w:rPr>
+            </w:pPr>
+            <w:r>
+              <w:rPr>
+                <w:color w:val="FFFFFF"/>
+              </w:rPr>
               <w:t>Field</w:t>
             </w:r>
           </w:p>
         </w:tc>
         <w:tc>
           <w:tcPr>
-            <w:tcW w:w="8386" w:type="dxa"/>
-            <w:tcBorders/>
+            <w:tcW w:w="8813" w:type="dxa"/>
+            <w:tcBorders>
+              <w:top w:val="single" w:sz="6" w:space="0" w:color="BFC7D5"/>
+              <w:left w:val="single" w:sz="2" w:space="0" w:color="BFC7D5"/>
+              <w:bottom w:val="single" w:sz="2" w:space="0" w:color="BFC7D5"/>
+              <w:right w:val="single" w:sz="6" w:space="0" w:color="BFC7D5"/>
+            </w:tcBorders>
+            <w:shd w:fill="1F3A5F" w:val="clear"/>
             <w:vAlign w:val="center"/>
           </w:tcPr>
           <w:p>
             <w:pPr>
               <w:pStyle w:val="TableHeading"/>
-              <w:suppressLineNumbers/>
-              <w:shd w:fill="1F3A5F" w:val="clear"/>
-              <w:bidi w:val="0"/>
-              <w:spacing w:before="0" w:after="283"/>
-              <w:jc w:val="center"/>
-              <w:rPr/>
-            </w:pPr>
-            <w:r>
-              <w:rPr/>
+              <w:bidi w:val="0"/>
+              <w:spacing w:before="0" w:after="283"/>
+              <w:jc w:val="left"/>
+              <w:rPr>
+                <w:color w:val="FFFFFF"/>
+              </w:rPr>
+            </w:pPr>
+            <w:r>
+              <w:rPr>
+                <w:color w:val="FFFFFF"/>
+              </w:rPr>
               <w:t>Entry</w:t>
             </w:r>
           </w:p>
@@ -426,8 +806,12 @@
         <w:trPr/>
         <w:tc>
           <w:tcPr>
-            <w:tcW w:w="2371" w:type="dxa"/>
-            <w:tcBorders/>
+            <w:tcW w:w="2525" w:type="dxa"/>
+            <w:tcBorders>
+              <w:left w:val="single" w:sz="6" w:space="0" w:color="BFC7D5"/>
+              <w:bottom w:val="single" w:sz="2" w:space="0" w:color="BFC7D5"/>
+              <w:right w:val="single" w:sz="6" w:space="0" w:color="BFC7D5"/>
+            </w:tcBorders>
             <w:vAlign w:val="center"/>
           </w:tcPr>
           <w:p>
@@ -446,8 +830,12 @@
         </w:tc>
         <w:tc>
           <w:tcPr>
-            <w:tcW w:w="8386" w:type="dxa"/>
-            <w:tcBorders/>
+            <w:tcW w:w="8813" w:type="dxa"/>
+            <w:tcBorders>
+              <w:left w:val="single" w:sz="2" w:space="0" w:color="BFC7D5"/>
+              <w:bottom w:val="single" w:sz="2" w:space="0" w:color="BFC7D5"/>
+              <w:right w:val="single" w:sz="6" w:space="0" w:color="BFC7D5"/>
+            </w:tcBorders>
             <w:vAlign w:val="center"/>
           </w:tcPr>
           <w:p>
@@ -471,8 +859,12 @@
         <w:trPr/>
         <w:tc>
           <w:tcPr>
-            <w:tcW w:w="2371" w:type="dxa"/>
-            <w:tcBorders/>
+            <w:tcW w:w="2525" w:type="dxa"/>
+            <w:tcBorders>
+              <w:left w:val="single" w:sz="6" w:space="0" w:color="BFC7D5"/>
+              <w:bottom w:val="single" w:sz="2" w:space="0" w:color="BFC7D5"/>
+              <w:right w:val="single" w:sz="6" w:space="0" w:color="BFC7D5"/>
+            </w:tcBorders>
             <w:vAlign w:val="center"/>
           </w:tcPr>
           <w:p>
@@ -491,8 +883,12 @@
         </w:tc>
         <w:tc>
           <w:tcPr>
-            <w:tcW w:w="8386" w:type="dxa"/>
-            <w:tcBorders/>
+            <w:tcW w:w="8813" w:type="dxa"/>
+            <w:tcBorders>
+              <w:left w:val="single" w:sz="2" w:space="0" w:color="BFC7D5"/>
+              <w:bottom w:val="single" w:sz="2" w:space="0" w:color="BFC7D5"/>
+              <w:right w:val="single" w:sz="6" w:space="0" w:color="BFC7D5"/>
+            </w:tcBorders>
             <w:vAlign w:val="center"/>
           </w:tcPr>
           <w:p>
@@ -516,8 +912,12 @@
         <w:trPr/>
         <w:tc>
           <w:tcPr>
-            <w:tcW w:w="2371" w:type="dxa"/>
-            <w:tcBorders/>
+            <w:tcW w:w="2525" w:type="dxa"/>
+            <w:tcBorders>
+              <w:left w:val="single" w:sz="6" w:space="0" w:color="BFC7D5"/>
+              <w:bottom w:val="single" w:sz="2" w:space="0" w:color="BFC7D5"/>
+              <w:right w:val="single" w:sz="6" w:space="0" w:color="BFC7D5"/>
+            </w:tcBorders>
             <w:vAlign w:val="center"/>
           </w:tcPr>
           <w:p>
@@ -536,8 +936,12 @@
         </w:tc>
         <w:tc>
           <w:tcPr>
-            <w:tcW w:w="8386" w:type="dxa"/>
-            <w:tcBorders/>
+            <w:tcW w:w="8813" w:type="dxa"/>
+            <w:tcBorders>
+              <w:left w:val="single" w:sz="2" w:space="0" w:color="BFC7D5"/>
+              <w:bottom w:val="single" w:sz="2" w:space="0" w:color="BFC7D5"/>
+              <w:right w:val="single" w:sz="6" w:space="0" w:color="BFC7D5"/>
+            </w:tcBorders>
             <w:vAlign w:val="center"/>
           </w:tcPr>
           <w:p>
@@ -569,8 +973,12 @@
         <w:trPr/>
         <w:tc>
           <w:tcPr>
-            <w:tcW w:w="2371" w:type="dxa"/>
-            <w:tcBorders/>
+            <w:tcW w:w="2525" w:type="dxa"/>
+            <w:tcBorders>
+              <w:left w:val="single" w:sz="6" w:space="0" w:color="BFC7D5"/>
+              <w:bottom w:val="single" w:sz="2" w:space="0" w:color="BFC7D5"/>
+              <w:right w:val="single" w:sz="6" w:space="0" w:color="BFC7D5"/>
+            </w:tcBorders>
             <w:vAlign w:val="center"/>
           </w:tcPr>
           <w:p>
@@ -589,8 +997,12 @@
         </w:tc>
         <w:tc>
           <w:tcPr>
-            <w:tcW w:w="8386" w:type="dxa"/>
-            <w:tcBorders/>
+            <w:tcW w:w="8813" w:type="dxa"/>
+            <w:tcBorders>
+              <w:left w:val="single" w:sz="2" w:space="0" w:color="BFC7D5"/>
+              <w:bottom w:val="single" w:sz="2" w:space="0" w:color="BFC7D5"/>
+              <w:right w:val="single" w:sz="6" w:space="0" w:color="BFC7D5"/>
+            </w:tcBorders>
             <w:vAlign w:val="center"/>
           </w:tcPr>
           <w:p>
@@ -614,8 +1026,12 @@
         <w:trPr/>
         <w:tc>
           <w:tcPr>
-            <w:tcW w:w="2371" w:type="dxa"/>
-            <w:tcBorders/>
+            <w:tcW w:w="2525" w:type="dxa"/>
+            <w:tcBorders>
+              <w:left w:val="single" w:sz="6" w:space="0" w:color="BFC7D5"/>
+              <w:bottom w:val="single" w:sz="2" w:space="0" w:color="BFC7D5"/>
+              <w:right w:val="single" w:sz="6" w:space="0" w:color="BFC7D5"/>
+            </w:tcBorders>
             <w:vAlign w:val="center"/>
           </w:tcPr>
           <w:p>
@@ -634,8 +1050,12 @@
         </w:tc>
         <w:tc>
           <w:tcPr>
-            <w:tcW w:w="8386" w:type="dxa"/>
-            <w:tcBorders/>
+            <w:tcW w:w="8813" w:type="dxa"/>
+            <w:tcBorders>
+              <w:left w:val="single" w:sz="2" w:space="0" w:color="BFC7D5"/>
+              <w:bottom w:val="single" w:sz="2" w:space="0" w:color="BFC7D5"/>
+              <w:right w:val="single" w:sz="6" w:space="0" w:color="BFC7D5"/>
+            </w:tcBorders>
             <w:vAlign w:val="center"/>
           </w:tcPr>
           <w:p>
@@ -659,8 +1079,12 @@
         <w:trPr/>
         <w:tc>
           <w:tcPr>
-            <w:tcW w:w="2371" w:type="dxa"/>
-            <w:tcBorders/>
+            <w:tcW w:w="2525" w:type="dxa"/>
+            <w:tcBorders>
+              <w:left w:val="single" w:sz="6" w:space="0" w:color="BFC7D5"/>
+              <w:bottom w:val="single" w:sz="2" w:space="0" w:color="BFC7D5"/>
+              <w:right w:val="single" w:sz="6" w:space="0" w:color="BFC7D5"/>
+            </w:tcBorders>
             <w:vAlign w:val="center"/>
           </w:tcPr>
           <w:p>
@@ -679,8 +1103,12 @@
         </w:tc>
         <w:tc>
           <w:tcPr>
-            <w:tcW w:w="8386" w:type="dxa"/>
-            <w:tcBorders/>
+            <w:tcW w:w="8813" w:type="dxa"/>
+            <w:tcBorders>
+              <w:left w:val="single" w:sz="2" w:space="0" w:color="BFC7D5"/>
+              <w:bottom w:val="single" w:sz="2" w:space="0" w:color="BFC7D5"/>
+              <w:right w:val="single" w:sz="6" w:space="0" w:color="BFC7D5"/>
+            </w:tcBorders>
             <w:vAlign w:val="center"/>
           </w:tcPr>
           <w:p>
@@ -704,8 +1132,12 @@
         <w:trPr/>
         <w:tc>
           <w:tcPr>
-            <w:tcW w:w="2371" w:type="dxa"/>
-            <w:tcBorders/>
+            <w:tcW w:w="2525" w:type="dxa"/>
+            <w:tcBorders>
+              <w:left w:val="single" w:sz="6" w:space="0" w:color="BFC7D5"/>
+              <w:bottom w:val="single" w:sz="2" w:space="0" w:color="BFC7D5"/>
+              <w:right w:val="single" w:sz="6" w:space="0" w:color="BFC7D5"/>
+            </w:tcBorders>
             <w:vAlign w:val="center"/>
           </w:tcPr>
           <w:p>
@@ -724,8 +1156,12 @@
         </w:tc>
         <w:tc>
           <w:tcPr>
-            <w:tcW w:w="8386" w:type="dxa"/>
-            <w:tcBorders/>
+            <w:tcW w:w="8813" w:type="dxa"/>
+            <w:tcBorders>
+              <w:left w:val="single" w:sz="2" w:space="0" w:color="BFC7D5"/>
+              <w:bottom w:val="single" w:sz="2" w:space="0" w:color="BFC7D5"/>
+              <w:right w:val="single" w:sz="6" w:space="0" w:color="BFC7D5"/>
+            </w:tcBorders>
             <w:vAlign w:val="center"/>
           </w:tcPr>
           <w:p>
@@ -749,8 +1185,12 @@
         <w:trPr/>
         <w:tc>
           <w:tcPr>
-            <w:tcW w:w="2371" w:type="dxa"/>
-            <w:tcBorders/>
+            <w:tcW w:w="2525" w:type="dxa"/>
+            <w:tcBorders>
+              <w:left w:val="single" w:sz="6" w:space="0" w:color="BFC7D5"/>
+              <w:bottom w:val="single" w:sz="6" w:space="0" w:color="BFC7D5"/>
+              <w:right w:val="single" w:sz="6" w:space="0" w:color="BFC7D5"/>
+            </w:tcBorders>
             <w:vAlign w:val="center"/>
           </w:tcPr>
           <w:p>
@@ -769,8 +1209,12 @@
         </w:tc>
         <w:tc>
           <w:tcPr>
-            <w:tcW w:w="8386" w:type="dxa"/>
-            <w:tcBorders/>
+            <w:tcW w:w="8813" w:type="dxa"/>
+            <w:tcBorders>
+              <w:left w:val="single" w:sz="2" w:space="0" w:color="BFC7D5"/>
+              <w:bottom w:val="single" w:sz="6" w:space="0" w:color="BFC7D5"/>
+              <w:right w:val="single" w:sz="6" w:space="0" w:color="BFC7D5"/>
+            </w:tcBorders>
             <w:vAlign w:val="center"/>
           </w:tcPr>
           <w:p>
@@ -805,20 +1249,20 @@
     </w:p>
     <w:tbl>
       <w:tblPr>
-        <w:tblW w:w="7967" w:type="dxa"/>
+        <w:tblW w:w="5000" w:type="pct"/>
         <w:jc w:val="left"/>
-        <w:tblInd w:w="0" w:type="dxa"/>
+        <w:tblInd w:w="-7" w:type="dxa"/>
         <w:tblLayout w:type="fixed"/>
         <w:tblCellMar>
-          <w:top w:w="28" w:type="dxa"/>
-          <w:left w:w="28" w:type="dxa"/>
-          <w:bottom w:w="28" w:type="dxa"/>
-          <w:right w:w="28" w:type="dxa"/>
+          <w:top w:w="60" w:type="dxa"/>
+          <w:left w:w="60" w:type="dxa"/>
+          <w:bottom w:w="60" w:type="dxa"/>
+          <w:right w:w="60" w:type="dxa"/>
         </w:tblCellMar>
       </w:tblPr>
       <w:tblGrid>
-        <w:gridCol w:w="4276"/>
-        <w:gridCol w:w="3691"/>
+        <w:gridCol w:w="6104"/>
+        <w:gridCol w:w="5234"/>
       </w:tblGrid>
       <w:tr>
         <w:trPr>
@@ -826,44 +1270,60 @@
         </w:trPr>
         <w:tc>
           <w:tcPr>
-            <w:tcW w:w="4276" w:type="dxa"/>
-            <w:tcBorders/>
+            <w:tcW w:w="6104" w:type="dxa"/>
+            <w:tcBorders>
+              <w:top w:val="single" w:sz="6" w:space="0" w:color="BFC7D5"/>
+              <w:left w:val="single" w:sz="6" w:space="0" w:color="BFC7D5"/>
+              <w:bottom w:val="single" w:sz="2" w:space="0" w:color="BFC7D5"/>
+              <w:right w:val="single" w:sz="6" w:space="0" w:color="BFC7D5"/>
+            </w:tcBorders>
+            <w:shd w:fill="1F3A5F" w:val="clear"/>
             <w:vAlign w:val="center"/>
           </w:tcPr>
           <w:p>
             <w:pPr>
               <w:pStyle w:val="TableHeading"/>
-              <w:suppressLineNumbers/>
-              <w:shd w:fill="1F3A5F" w:val="clear"/>
-              <w:bidi w:val="0"/>
-              <w:spacing w:before="0" w:after="283"/>
-              <w:jc w:val="center"/>
-              <w:rPr/>
-            </w:pPr>
-            <w:r>
-              <w:rPr/>
+              <w:bidi w:val="0"/>
+              <w:spacing w:before="0" w:after="283"/>
+              <w:jc w:val="left"/>
+              <w:rPr>
+                <w:color w:val="FFFFFF"/>
+              </w:rPr>
+            </w:pPr>
+            <w:r>
+              <w:rPr>
+                <w:color w:val="FFFFFF"/>
+              </w:rPr>
               <w:t>Field</w:t>
             </w:r>
           </w:p>
         </w:tc>
         <w:tc>
           <w:tcPr>
-            <w:tcW w:w="3691" w:type="dxa"/>
-            <w:tcBorders/>
+            <w:tcW w:w="5234" w:type="dxa"/>
+            <w:tcBorders>
+              <w:top w:val="single" w:sz="6" w:space="0" w:color="BFC7D5"/>
+              <w:left w:val="single" w:sz="2" w:space="0" w:color="BFC7D5"/>
+              <w:bottom w:val="single" w:sz="2" w:space="0" w:color="BFC7D5"/>
+              <w:right w:val="single" w:sz="6" w:space="0" w:color="BFC7D5"/>
+            </w:tcBorders>
+            <w:shd w:fill="1F3A5F" w:val="clear"/>
             <w:vAlign w:val="center"/>
           </w:tcPr>
           <w:p>
             <w:pPr>
               <w:pStyle w:val="TableHeading"/>
-              <w:suppressLineNumbers/>
-              <w:shd w:fill="1F3A5F" w:val="clear"/>
-              <w:bidi w:val="0"/>
-              <w:spacing w:before="0" w:after="283"/>
-              <w:jc w:val="center"/>
-              <w:rPr/>
-            </w:pPr>
-            <w:r>
-              <w:rPr/>
+              <w:bidi w:val="0"/>
+              <w:spacing w:before="0" w:after="283"/>
+              <w:jc w:val="left"/>
+              <w:rPr>
+                <w:color w:val="FFFFFF"/>
+              </w:rPr>
+            </w:pPr>
+            <w:r>
+              <w:rPr>
+                <w:color w:val="FFFFFF"/>
+              </w:rPr>
               <w:t>Entry</w:t>
             </w:r>
           </w:p>
@@ -873,8 +1333,12 @@
         <w:trPr/>
         <w:tc>
           <w:tcPr>
-            <w:tcW w:w="4276" w:type="dxa"/>
-            <w:tcBorders/>
+            <w:tcW w:w="6104" w:type="dxa"/>
+            <w:tcBorders>
+              <w:left w:val="single" w:sz="6" w:space="0" w:color="BFC7D5"/>
+              <w:bottom w:val="single" w:sz="2" w:space="0" w:color="BFC7D5"/>
+              <w:right w:val="single" w:sz="6" w:space="0" w:color="BFC7D5"/>
+            </w:tcBorders>
             <w:vAlign w:val="center"/>
           </w:tcPr>
           <w:p>
@@ -893,8 +1357,12 @@
         </w:tc>
         <w:tc>
           <w:tcPr>
-            <w:tcW w:w="3691" w:type="dxa"/>
-            <w:tcBorders/>
+            <w:tcW w:w="5234" w:type="dxa"/>
+            <w:tcBorders>
+              <w:left w:val="single" w:sz="2" w:space="0" w:color="BFC7D5"/>
+              <w:bottom w:val="single" w:sz="2" w:space="0" w:color="BFC7D5"/>
+              <w:right w:val="single" w:sz="6" w:space="0" w:color="BFC7D5"/>
+            </w:tcBorders>
             <w:vAlign w:val="center"/>
           </w:tcPr>
           <w:p>
@@ -918,8 +1386,12 @@
         <w:trPr/>
         <w:tc>
           <w:tcPr>
-            <w:tcW w:w="4276" w:type="dxa"/>
-            <w:tcBorders/>
+            <w:tcW w:w="6104" w:type="dxa"/>
+            <w:tcBorders>
+              <w:left w:val="single" w:sz="6" w:space="0" w:color="BFC7D5"/>
+              <w:bottom w:val="single" w:sz="2" w:space="0" w:color="BFC7D5"/>
+              <w:right w:val="single" w:sz="6" w:space="0" w:color="BFC7D5"/>
+            </w:tcBorders>
             <w:vAlign w:val="center"/>
           </w:tcPr>
           <w:p>
@@ -938,8 +1410,12 @@
         </w:tc>
         <w:tc>
           <w:tcPr>
-            <w:tcW w:w="3691" w:type="dxa"/>
-            <w:tcBorders/>
+            <w:tcW w:w="5234" w:type="dxa"/>
+            <w:tcBorders>
+              <w:left w:val="single" w:sz="2" w:space="0" w:color="BFC7D5"/>
+              <w:bottom w:val="single" w:sz="2" w:space="0" w:color="BFC7D5"/>
+              <w:right w:val="single" w:sz="6" w:space="0" w:color="BFC7D5"/>
+            </w:tcBorders>
             <w:vAlign w:val="center"/>
           </w:tcPr>
           <w:p>
@@ -963,8 +1439,12 @@
         <w:trPr/>
         <w:tc>
           <w:tcPr>
-            <w:tcW w:w="4276" w:type="dxa"/>
-            <w:tcBorders/>
+            <w:tcW w:w="6104" w:type="dxa"/>
+            <w:tcBorders>
+              <w:left w:val="single" w:sz="6" w:space="0" w:color="BFC7D5"/>
+              <w:bottom w:val="single" w:sz="2" w:space="0" w:color="BFC7D5"/>
+              <w:right w:val="single" w:sz="6" w:space="0" w:color="BFC7D5"/>
+            </w:tcBorders>
             <w:vAlign w:val="center"/>
           </w:tcPr>
           <w:p>
@@ -983,8 +1463,12 @@
         </w:tc>
         <w:tc>
           <w:tcPr>
-            <w:tcW w:w="3691" w:type="dxa"/>
-            <w:tcBorders/>
+            <w:tcW w:w="5234" w:type="dxa"/>
+            <w:tcBorders>
+              <w:left w:val="single" w:sz="2" w:space="0" w:color="BFC7D5"/>
+              <w:bottom w:val="single" w:sz="2" w:space="0" w:color="BFC7D5"/>
+              <w:right w:val="single" w:sz="6" w:space="0" w:color="BFC7D5"/>
+            </w:tcBorders>
             <w:vAlign w:val="center"/>
           </w:tcPr>
           <w:p>
@@ -1016,8 +1500,12 @@
         <w:trPr/>
         <w:tc>
           <w:tcPr>
-            <w:tcW w:w="4276" w:type="dxa"/>
-            <w:tcBorders/>
+            <w:tcW w:w="6104" w:type="dxa"/>
+            <w:tcBorders>
+              <w:left w:val="single" w:sz="6" w:space="0" w:color="BFC7D5"/>
+              <w:bottom w:val="single" w:sz="2" w:space="0" w:color="BFC7D5"/>
+              <w:right w:val="single" w:sz="6" w:space="0" w:color="BFC7D5"/>
+            </w:tcBorders>
             <w:vAlign w:val="center"/>
           </w:tcPr>
           <w:p>
@@ -1036,8 +1524,12 @@
         </w:tc>
         <w:tc>
           <w:tcPr>
-            <w:tcW w:w="3691" w:type="dxa"/>
-            <w:tcBorders/>
+            <w:tcW w:w="5234" w:type="dxa"/>
+            <w:tcBorders>
+              <w:left w:val="single" w:sz="2" w:space="0" w:color="BFC7D5"/>
+              <w:bottom w:val="single" w:sz="2" w:space="0" w:color="BFC7D5"/>
+              <w:right w:val="single" w:sz="6" w:space="0" w:color="BFC7D5"/>
+            </w:tcBorders>
             <w:vAlign w:val="center"/>
           </w:tcPr>
           <w:p>
@@ -1069,8 +1561,12 @@
         <w:trPr/>
         <w:tc>
           <w:tcPr>
-            <w:tcW w:w="4276" w:type="dxa"/>
-            <w:tcBorders/>
+            <w:tcW w:w="6104" w:type="dxa"/>
+            <w:tcBorders>
+              <w:left w:val="single" w:sz="6" w:space="0" w:color="BFC7D5"/>
+              <w:bottom w:val="single" w:sz="2" w:space="0" w:color="BFC7D5"/>
+              <w:right w:val="single" w:sz="6" w:space="0" w:color="BFC7D5"/>
+            </w:tcBorders>
             <w:vAlign w:val="center"/>
           </w:tcPr>
           <w:p>
@@ -1089,8 +1585,12 @@
         </w:tc>
         <w:tc>
           <w:tcPr>
-            <w:tcW w:w="3691" w:type="dxa"/>
-            <w:tcBorders/>
+            <w:tcW w:w="5234" w:type="dxa"/>
+            <w:tcBorders>
+              <w:left w:val="single" w:sz="2" w:space="0" w:color="BFC7D5"/>
+              <w:bottom w:val="single" w:sz="2" w:space="0" w:color="BFC7D5"/>
+              <w:right w:val="single" w:sz="6" w:space="0" w:color="BFC7D5"/>
+            </w:tcBorders>
             <w:vAlign w:val="center"/>
           </w:tcPr>
           <w:p>
@@ -1114,8 +1614,12 @@
         <w:trPr/>
         <w:tc>
           <w:tcPr>
-            <w:tcW w:w="4276" w:type="dxa"/>
-            <w:tcBorders/>
+            <w:tcW w:w="6104" w:type="dxa"/>
+            <w:tcBorders>
+              <w:left w:val="single" w:sz="6" w:space="0" w:color="BFC7D5"/>
+              <w:bottom w:val="single" w:sz="2" w:space="0" w:color="BFC7D5"/>
+              <w:right w:val="single" w:sz="6" w:space="0" w:color="BFC7D5"/>
+            </w:tcBorders>
             <w:vAlign w:val="center"/>
           </w:tcPr>
           <w:p>
@@ -1134,8 +1638,12 @@
         </w:tc>
         <w:tc>
           <w:tcPr>
-            <w:tcW w:w="3691" w:type="dxa"/>
-            <w:tcBorders/>
+            <w:tcW w:w="5234" w:type="dxa"/>
+            <w:tcBorders>
+              <w:left w:val="single" w:sz="2" w:space="0" w:color="BFC7D5"/>
+              <w:bottom w:val="single" w:sz="2" w:space="0" w:color="BFC7D5"/>
+              <w:right w:val="single" w:sz="6" w:space="0" w:color="BFC7D5"/>
+            </w:tcBorders>
             <w:vAlign w:val="center"/>
           </w:tcPr>
           <w:p>
@@ -1167,8 +1675,12 @@
         <w:trPr/>
         <w:tc>
           <w:tcPr>
-            <w:tcW w:w="4276" w:type="dxa"/>
-            <w:tcBorders/>
+            <w:tcW w:w="6104" w:type="dxa"/>
+            <w:tcBorders>
+              <w:left w:val="single" w:sz="6" w:space="0" w:color="BFC7D5"/>
+              <w:bottom w:val="single" w:sz="2" w:space="0" w:color="BFC7D5"/>
+              <w:right w:val="single" w:sz="6" w:space="0" w:color="BFC7D5"/>
+            </w:tcBorders>
             <w:vAlign w:val="center"/>
           </w:tcPr>
           <w:p>
@@ -1187,8 +1699,12 @@
         </w:tc>
         <w:tc>
           <w:tcPr>
-            <w:tcW w:w="3691" w:type="dxa"/>
-            <w:tcBorders/>
+            <w:tcW w:w="5234" w:type="dxa"/>
+            <w:tcBorders>
+              <w:left w:val="single" w:sz="2" w:space="0" w:color="BFC7D5"/>
+              <w:bottom w:val="single" w:sz="2" w:space="0" w:color="BFC7D5"/>
+              <w:right w:val="single" w:sz="6" w:space="0" w:color="BFC7D5"/>
+            </w:tcBorders>
             <w:vAlign w:val="center"/>
           </w:tcPr>
           <w:p>
@@ -1212,8 +1728,12 @@
         <w:trPr/>
         <w:tc>
           <w:tcPr>
-            <w:tcW w:w="4276" w:type="dxa"/>
-            <w:tcBorders/>
+            <w:tcW w:w="6104" w:type="dxa"/>
+            <w:tcBorders>
+              <w:left w:val="single" w:sz="6" w:space="0" w:color="BFC7D5"/>
+              <w:bottom w:val="single" w:sz="6" w:space="0" w:color="BFC7D5"/>
+              <w:right w:val="single" w:sz="6" w:space="0" w:color="BFC7D5"/>
+            </w:tcBorders>
             <w:vAlign w:val="center"/>
           </w:tcPr>
           <w:p>
@@ -1232,8 +1752,12 @@
         </w:tc>
         <w:tc>
           <w:tcPr>
-            <w:tcW w:w="3691" w:type="dxa"/>
-            <w:tcBorders/>
+            <w:tcW w:w="5234" w:type="dxa"/>
+            <w:tcBorders>
+              <w:left w:val="single" w:sz="2" w:space="0" w:color="BFC7D5"/>
+              <w:bottom w:val="single" w:sz="6" w:space="0" w:color="BFC7D5"/>
+              <w:right w:val="single" w:sz="6" w:space="0" w:color="BFC7D5"/>
+            </w:tcBorders>
             <w:vAlign w:val="center"/>
           </w:tcPr>
           <w:p>
@@ -1268,20 +1792,20 @@
     </w:p>
     <w:tbl>
       <w:tblPr>
-        <w:tblW w:w="11339" w:type="dxa"/>
+        <w:tblW w:w="5000" w:type="pct"/>
         <w:jc w:val="left"/>
-        <w:tblInd w:w="0" w:type="dxa"/>
+        <w:tblInd w:w="-7" w:type="dxa"/>
         <w:tblLayout w:type="fixed"/>
         <w:tblCellMar>
-          <w:top w:w="28" w:type="dxa"/>
-          <w:left w:w="28" w:type="dxa"/>
-          <w:bottom w:w="28" w:type="dxa"/>
-          <w:right w:w="28" w:type="dxa"/>
+          <w:top w:w="60" w:type="dxa"/>
+          <w:left w:w="60" w:type="dxa"/>
+          <w:bottom w:w="60" w:type="dxa"/>
+          <w:right w:w="60" w:type="dxa"/>
         </w:tblCellMar>
       </w:tblPr>
       <w:tblGrid>
-        <w:gridCol w:w="3774"/>
-        <w:gridCol w:w="7565"/>
+        <w:gridCol w:w="3795"/>
+        <w:gridCol w:w="7544"/>
       </w:tblGrid>
       <w:tr>
         <w:trPr>
@@ -1289,44 +1813,60 @@
         </w:trPr>
         <w:tc>
           <w:tcPr>
-            <w:tcW w:w="3774" w:type="dxa"/>
-            <w:tcBorders/>
+            <w:tcW w:w="3795" w:type="dxa"/>
+            <w:tcBorders>
+              <w:top w:val="single" w:sz="6" w:space="0" w:color="BFC7D5"/>
+              <w:left w:val="single" w:sz="6" w:space="0" w:color="BFC7D5"/>
+              <w:bottom w:val="single" w:sz="2" w:space="0" w:color="BFC7D5"/>
+              <w:right w:val="single" w:sz="6" w:space="0" w:color="BFC7D5"/>
+            </w:tcBorders>
+            <w:shd w:fill="1F3A5F" w:val="clear"/>
             <w:vAlign w:val="center"/>
           </w:tcPr>
           <w:p>
             <w:pPr>
               <w:pStyle w:val="TableHeading"/>
-              <w:suppressLineNumbers/>
-              <w:shd w:fill="1F3A5F" w:val="clear"/>
-              <w:bidi w:val="0"/>
-              <w:spacing w:before="0" w:after="283"/>
-              <w:jc w:val="center"/>
-              <w:rPr/>
-            </w:pPr>
-            <w:r>
-              <w:rPr/>
+              <w:bidi w:val="0"/>
+              <w:spacing w:before="0" w:after="283"/>
+              <w:jc w:val="left"/>
+              <w:rPr>
+                <w:color w:val="FFFFFF"/>
+              </w:rPr>
+            </w:pPr>
+            <w:r>
+              <w:rPr>
+                <w:color w:val="FFFFFF"/>
+              </w:rPr>
               <w:t>Field</w:t>
             </w:r>
           </w:p>
         </w:tc>
         <w:tc>
           <w:tcPr>
-            <w:tcW w:w="7565" w:type="dxa"/>
-            <w:tcBorders/>
+            <w:tcW w:w="7544" w:type="dxa"/>
+            <w:tcBorders>
+              <w:top w:val="single" w:sz="6" w:space="0" w:color="BFC7D5"/>
+              <w:left w:val="single" w:sz="2" w:space="0" w:color="BFC7D5"/>
+              <w:bottom w:val="single" w:sz="2" w:space="0" w:color="BFC7D5"/>
+              <w:right w:val="single" w:sz="6" w:space="0" w:color="BFC7D5"/>
+            </w:tcBorders>
+            <w:shd w:fill="1F3A5F" w:val="clear"/>
             <w:vAlign w:val="center"/>
           </w:tcPr>
           <w:p>
             <w:pPr>
               <w:pStyle w:val="TableHeading"/>
-              <w:suppressLineNumbers/>
-              <w:shd w:fill="1F3A5F" w:val="clear"/>
-              <w:bidi w:val="0"/>
-              <w:spacing w:before="0" w:after="283"/>
-              <w:jc w:val="center"/>
-              <w:rPr/>
-            </w:pPr>
-            <w:r>
-              <w:rPr/>
+              <w:bidi w:val="0"/>
+              <w:spacing w:before="0" w:after="283"/>
+              <w:jc w:val="left"/>
+              <w:rPr>
+                <w:color w:val="FFFFFF"/>
+              </w:rPr>
+            </w:pPr>
+            <w:r>
+              <w:rPr>
+                <w:color w:val="FFFFFF"/>
+              </w:rPr>
               <w:t>Entry</w:t>
             </w:r>
           </w:p>
@@ -1336,8 +1876,12 @@
         <w:trPr/>
         <w:tc>
           <w:tcPr>
-            <w:tcW w:w="3774" w:type="dxa"/>
-            <w:tcBorders/>
+            <w:tcW w:w="3795" w:type="dxa"/>
+            <w:tcBorders>
+              <w:left w:val="single" w:sz="6" w:space="0" w:color="BFC7D5"/>
+              <w:bottom w:val="single" w:sz="2" w:space="0" w:color="BFC7D5"/>
+              <w:right w:val="single" w:sz="6" w:space="0" w:color="BFC7D5"/>
+            </w:tcBorders>
             <w:vAlign w:val="center"/>
           </w:tcPr>
           <w:p>
@@ -1356,8 +1900,12 @@
         </w:tc>
         <w:tc>
           <w:tcPr>
-            <w:tcW w:w="7565" w:type="dxa"/>
-            <w:tcBorders/>
+            <w:tcW w:w="7544" w:type="dxa"/>
+            <w:tcBorders>
+              <w:left w:val="single" w:sz="2" w:space="0" w:color="BFC7D5"/>
+              <w:bottom w:val="single" w:sz="2" w:space="0" w:color="BFC7D5"/>
+              <w:right w:val="single" w:sz="6" w:space="0" w:color="BFC7D5"/>
+            </w:tcBorders>
             <w:vAlign w:val="center"/>
           </w:tcPr>
           <w:p>
@@ -1383,8 +1931,12 @@
         <w:trPr/>
         <w:tc>
           <w:tcPr>
-            <w:tcW w:w="3774" w:type="dxa"/>
-            <w:tcBorders/>
+            <w:tcW w:w="3795" w:type="dxa"/>
+            <w:tcBorders>
+              <w:left w:val="single" w:sz="6" w:space="0" w:color="BFC7D5"/>
+              <w:bottom w:val="single" w:sz="2" w:space="0" w:color="BFC7D5"/>
+              <w:right w:val="single" w:sz="6" w:space="0" w:color="BFC7D5"/>
+            </w:tcBorders>
             <w:vAlign w:val="center"/>
           </w:tcPr>
           <w:p>
@@ -1403,8 +1955,12 @@
         </w:tc>
         <w:tc>
           <w:tcPr>
-            <w:tcW w:w="7565" w:type="dxa"/>
-            <w:tcBorders/>
+            <w:tcW w:w="7544" w:type="dxa"/>
+            <w:tcBorders>
+              <w:left w:val="single" w:sz="2" w:space="0" w:color="BFC7D5"/>
+              <w:bottom w:val="single" w:sz="2" w:space="0" w:color="BFC7D5"/>
+              <w:right w:val="single" w:sz="6" w:space="0" w:color="BFC7D5"/>
+            </w:tcBorders>
             <w:vAlign w:val="center"/>
           </w:tcPr>
           <w:p>
@@ -1428,8 +1984,12 @@
         <w:trPr/>
         <w:tc>
           <w:tcPr>
-            <w:tcW w:w="3774" w:type="dxa"/>
-            <w:tcBorders/>
+            <w:tcW w:w="3795" w:type="dxa"/>
+            <w:tcBorders>
+              <w:left w:val="single" w:sz="6" w:space="0" w:color="BFC7D5"/>
+              <w:bottom w:val="single" w:sz="6" w:space="0" w:color="BFC7D5"/>
+              <w:right w:val="single" w:sz="6" w:space="0" w:color="BFC7D5"/>
+            </w:tcBorders>
             <w:vAlign w:val="center"/>
           </w:tcPr>
           <w:p>
@@ -1448,8 +2008,12 @@
         </w:tc>
         <w:tc>
           <w:tcPr>
-            <w:tcW w:w="7565" w:type="dxa"/>
-            <w:tcBorders/>
+            <w:tcW w:w="7544" w:type="dxa"/>
+            <w:tcBorders>
+              <w:left w:val="single" w:sz="2" w:space="0" w:color="BFC7D5"/>
+              <w:bottom w:val="single" w:sz="6" w:space="0" w:color="BFC7D5"/>
+              <w:right w:val="single" w:sz="6" w:space="0" w:color="BFC7D5"/>
+            </w:tcBorders>
             <w:vAlign w:val="center"/>
           </w:tcPr>
           <w:p>
@@ -1484,22 +2048,22 @@
     </w:p>
     <w:tbl>
       <w:tblPr>
-        <w:tblW w:w="11339" w:type="dxa"/>
+        <w:tblW w:w="5000" w:type="pct"/>
         <w:jc w:val="left"/>
-        <w:tblInd w:w="0" w:type="dxa"/>
+        <w:tblInd w:w="-7" w:type="dxa"/>
         <w:tblLayout w:type="fixed"/>
         <w:tblCellMar>
-          <w:top w:w="28" w:type="dxa"/>
-          <w:left w:w="28" w:type="dxa"/>
-          <w:bottom w:w="28" w:type="dxa"/>
-          <w:right w:w="28" w:type="dxa"/>
+          <w:top w:w="60" w:type="dxa"/>
+          <w:left w:w="60" w:type="dxa"/>
+          <w:bottom w:w="60" w:type="dxa"/>
+          <w:right w:w="60" w:type="dxa"/>
         </w:tblCellMar>
       </w:tblPr>
       <w:tblGrid>
-        <w:gridCol w:w="5285"/>
-        <w:gridCol w:w="2115"/>
-        <w:gridCol w:w="2111"/>
-        <w:gridCol w:w="1828"/>
+        <w:gridCol w:w="5254"/>
+        <w:gridCol w:w="2135"/>
+        <w:gridCol w:w="2131"/>
+        <w:gridCol w:w="1819"/>
       </w:tblGrid>
       <w:tr>
         <w:trPr>
@@ -1507,88 +2071,120 @@
         </w:trPr>
         <w:tc>
           <w:tcPr>
-            <w:tcW w:w="5285" w:type="dxa"/>
-            <w:tcBorders/>
+            <w:tcW w:w="5254" w:type="dxa"/>
+            <w:tcBorders>
+              <w:top w:val="single" w:sz="6" w:space="0" w:color="BFC7D5"/>
+              <w:left w:val="single" w:sz="6" w:space="0" w:color="BFC7D5"/>
+              <w:bottom w:val="single" w:sz="2" w:space="0" w:color="BFC7D5"/>
+              <w:right w:val="single" w:sz="6" w:space="0" w:color="BFC7D5"/>
+            </w:tcBorders>
+            <w:shd w:fill="1F3A5F" w:val="clear"/>
             <w:vAlign w:val="center"/>
           </w:tcPr>
           <w:p>
             <w:pPr>
               <w:pStyle w:val="TableHeading"/>
-              <w:suppressLineNumbers/>
-              <w:shd w:fill="1F3A5F" w:val="clear"/>
-              <w:bidi w:val="0"/>
-              <w:spacing w:before="0" w:after="283"/>
-              <w:jc w:val="center"/>
-              <w:rPr/>
-            </w:pPr>
-            <w:r>
-              <w:rPr/>
+              <w:bidi w:val="0"/>
+              <w:spacing w:before="0" w:after="283"/>
+              <w:jc w:val="left"/>
+              <w:rPr>
+                <w:color w:val="FFFFFF"/>
+              </w:rPr>
+            </w:pPr>
+            <w:r>
+              <w:rPr>
+                <w:color w:val="FFFFFF"/>
+              </w:rPr>
               <w:t>Criterion</w:t>
             </w:r>
           </w:p>
         </w:tc>
         <w:tc>
           <w:tcPr>
-            <w:tcW w:w="2115" w:type="dxa"/>
-            <w:tcBorders/>
+            <w:tcW w:w="2135" w:type="dxa"/>
+            <w:tcBorders>
+              <w:top w:val="single" w:sz="6" w:space="0" w:color="BFC7D5"/>
+              <w:left w:val="single" w:sz="2" w:space="0" w:color="BFC7D5"/>
+              <w:bottom w:val="single" w:sz="2" w:space="0" w:color="BFC7D5"/>
+              <w:right w:val="single" w:sz="6" w:space="0" w:color="BFC7D5"/>
+            </w:tcBorders>
+            <w:shd w:fill="1F3A5F" w:val="clear"/>
             <w:vAlign w:val="center"/>
           </w:tcPr>
           <w:p>
             <w:pPr>
               <w:pStyle w:val="TableHeading"/>
-              <w:suppressLineNumbers/>
-              <w:shd w:fill="1F3A5F" w:val="clear"/>
-              <w:bidi w:val="0"/>
-              <w:spacing w:before="0" w:after="283"/>
-              <w:jc w:val="center"/>
-              <w:rPr/>
-            </w:pPr>
-            <w:r>
-              <w:rPr/>
+              <w:bidi w:val="0"/>
+              <w:spacing w:before="0" w:after="283"/>
+              <w:jc w:val="left"/>
+              <w:rPr>
+                <w:color w:val="FFFFFF"/>
+              </w:rPr>
+            </w:pPr>
+            <w:r>
+              <w:rPr>
+                <w:color w:val="FFFFFF"/>
+              </w:rPr>
               <w:t>Requirement</w:t>
             </w:r>
           </w:p>
         </w:tc>
         <w:tc>
           <w:tcPr>
-            <w:tcW w:w="2111" w:type="dxa"/>
-            <w:tcBorders/>
+            <w:tcW w:w="2131" w:type="dxa"/>
+            <w:tcBorders>
+              <w:top w:val="single" w:sz="6" w:space="0" w:color="BFC7D5"/>
+              <w:left w:val="single" w:sz="2" w:space="0" w:color="BFC7D5"/>
+              <w:bottom w:val="single" w:sz="2" w:space="0" w:color="BFC7D5"/>
+              <w:right w:val="single" w:sz="6" w:space="0" w:color="BFC7D5"/>
+            </w:tcBorders>
+            <w:shd w:fill="1F3A5F" w:val="clear"/>
             <w:vAlign w:val="center"/>
           </w:tcPr>
           <w:p>
             <w:pPr>
               <w:pStyle w:val="TableHeading"/>
-              <w:suppressLineNumbers/>
-              <w:shd w:fill="1F3A5F" w:val="clear"/>
-              <w:bidi w:val="0"/>
-              <w:spacing w:before="0" w:after="283"/>
-              <w:jc w:val="center"/>
-              <w:rPr/>
-            </w:pPr>
-            <w:r>
-              <w:rPr/>
+              <w:bidi w:val="0"/>
+              <w:spacing w:before="0" w:after="283"/>
+              <w:jc w:val="left"/>
+              <w:rPr>
+                <w:color w:val="FFFFFF"/>
+              </w:rPr>
+            </w:pPr>
+            <w:r>
+              <w:rPr>
+                <w:color w:val="FFFFFF"/>
+              </w:rPr>
               <w:t>Assessment</w:t>
             </w:r>
           </w:p>
         </w:tc>
         <w:tc>
           <w:tcPr>
-            <w:tcW w:w="1828" w:type="dxa"/>
-            <w:tcBorders/>
+            <w:tcW w:w="1819" w:type="dxa"/>
+            <w:tcBorders>
+              <w:top w:val="single" w:sz="6" w:space="0" w:color="BFC7D5"/>
+              <w:left w:val="single" w:sz="2" w:space="0" w:color="BFC7D5"/>
+              <w:bottom w:val="single" w:sz="2" w:space="0" w:color="BFC7D5"/>
+              <w:right w:val="single" w:sz="6" w:space="0" w:color="BFC7D5"/>
+            </w:tcBorders>
+            <w:shd w:fill="1F3A5F" w:val="clear"/>
             <w:vAlign w:val="center"/>
           </w:tcPr>
           <w:p>
             <w:pPr>
               <w:pStyle w:val="TableHeading"/>
-              <w:suppressLineNumbers/>
-              <w:shd w:fill="1F3A5F" w:val="clear"/>
-              <w:bidi w:val="0"/>
-              <w:spacing w:before="0" w:after="283"/>
-              <w:jc w:val="center"/>
-              <w:rPr/>
-            </w:pPr>
-            <w:r>
-              <w:rPr/>
+              <w:bidi w:val="0"/>
+              <w:spacing w:before="0" w:after="283"/>
+              <w:jc w:val="left"/>
+              <w:rPr>
+                <w:color w:val="FFFFFF"/>
+              </w:rPr>
+            </w:pPr>
+            <w:r>
+              <w:rPr>
+                <w:color w:val="FFFFFF"/>
+              </w:rPr>
               <w:t>Met?</w:t>
             </w:r>
           </w:p>
@@ -1598,8 +2194,12 @@
         <w:trPr/>
         <w:tc>
           <w:tcPr>
-            <w:tcW w:w="5285" w:type="dxa"/>
-            <w:tcBorders/>
+            <w:tcW w:w="5254" w:type="dxa"/>
+            <w:tcBorders>
+              <w:left w:val="single" w:sz="6" w:space="0" w:color="BFC7D5"/>
+              <w:bottom w:val="single" w:sz="2" w:space="0" w:color="BFC7D5"/>
+              <w:right w:val="single" w:sz="6" w:space="0" w:color="BFC7D5"/>
+            </w:tcBorders>
             <w:vAlign w:val="center"/>
           </w:tcPr>
           <w:p>
@@ -1618,8 +2218,12 @@
         </w:tc>
         <w:tc>
           <w:tcPr>
-            <w:tcW w:w="2115" w:type="dxa"/>
-            <w:tcBorders/>
+            <w:tcW w:w="2135" w:type="dxa"/>
+            <w:tcBorders>
+              <w:left w:val="single" w:sz="2" w:space="0" w:color="BFC7D5"/>
+              <w:bottom w:val="single" w:sz="2" w:space="0" w:color="BFC7D5"/>
+              <w:right w:val="single" w:sz="6" w:space="0" w:color="BFC7D5"/>
+            </w:tcBorders>
             <w:vAlign w:val="center"/>
           </w:tcPr>
           <w:p>
@@ -1640,8 +2244,12 @@
         </w:tc>
         <w:tc>
           <w:tcPr>
-            <w:tcW w:w="2111" w:type="dxa"/>
-            <w:tcBorders/>
+            <w:tcW w:w="2131" w:type="dxa"/>
+            <w:tcBorders>
+              <w:left w:val="single" w:sz="2" w:space="0" w:color="BFC7D5"/>
+              <w:bottom w:val="single" w:sz="2" w:space="0" w:color="BFC7D5"/>
+              <w:right w:val="single" w:sz="6" w:space="0" w:color="BFC7D5"/>
+            </w:tcBorders>
             <w:vAlign w:val="center"/>
           </w:tcPr>
           <w:p>
@@ -1662,8 +2270,12 @@
         </w:tc>
         <w:tc>
           <w:tcPr>
-            <w:tcW w:w="1828" w:type="dxa"/>
-            <w:tcBorders/>
+            <w:tcW w:w="1819" w:type="dxa"/>
+            <w:tcBorders>
+              <w:left w:val="single" w:sz="2" w:space="0" w:color="BFC7D5"/>
+              <w:bottom w:val="single" w:sz="2" w:space="0" w:color="BFC7D5"/>
+              <w:right w:val="single" w:sz="6" w:space="0" w:color="BFC7D5"/>
+            </w:tcBorders>
             <w:vAlign w:val="center"/>
           </w:tcPr>
           <w:p>
@@ -1689,8 +2301,12 @@
         <w:trPr/>
         <w:tc>
           <w:tcPr>
-            <w:tcW w:w="5285" w:type="dxa"/>
-            <w:tcBorders/>
+            <w:tcW w:w="5254" w:type="dxa"/>
+            <w:tcBorders>
+              <w:left w:val="single" w:sz="6" w:space="0" w:color="BFC7D5"/>
+              <w:bottom w:val="single" w:sz="2" w:space="0" w:color="BFC7D5"/>
+              <w:right w:val="single" w:sz="6" w:space="0" w:color="BFC7D5"/>
+            </w:tcBorders>
             <w:vAlign w:val="center"/>
           </w:tcPr>
           <w:p>
@@ -1709,8 +2325,12 @@
         </w:tc>
         <w:tc>
           <w:tcPr>
-            <w:tcW w:w="2115" w:type="dxa"/>
-            <w:tcBorders/>
+            <w:tcW w:w="2135" w:type="dxa"/>
+            <w:tcBorders>
+              <w:left w:val="single" w:sz="2" w:space="0" w:color="BFC7D5"/>
+              <w:bottom w:val="single" w:sz="2" w:space="0" w:color="BFC7D5"/>
+              <w:right w:val="single" w:sz="6" w:space="0" w:color="BFC7D5"/>
+            </w:tcBorders>
             <w:vAlign w:val="center"/>
           </w:tcPr>
           <w:p>
@@ -1731,8 +2351,12 @@
         </w:tc>
         <w:tc>
           <w:tcPr>
-            <w:tcW w:w="2111" w:type="dxa"/>
-            <w:tcBorders/>
+            <w:tcW w:w="2131" w:type="dxa"/>
+            <w:tcBorders>
+              <w:left w:val="single" w:sz="2" w:space="0" w:color="BFC7D5"/>
+              <w:bottom w:val="single" w:sz="2" w:space="0" w:color="BFC7D5"/>
+              <w:right w:val="single" w:sz="6" w:space="0" w:color="BFC7D5"/>
+            </w:tcBorders>
             <w:vAlign w:val="center"/>
           </w:tcPr>
           <w:p>
@@ -1753,8 +2377,12 @@
         </w:tc>
         <w:tc>
           <w:tcPr>
-            <w:tcW w:w="1828" w:type="dxa"/>
-            <w:tcBorders/>
+            <w:tcW w:w="1819" w:type="dxa"/>
+            <w:tcBorders>
+              <w:left w:val="single" w:sz="2" w:space="0" w:color="BFC7D5"/>
+              <w:bottom w:val="single" w:sz="2" w:space="0" w:color="BFC7D5"/>
+              <w:right w:val="single" w:sz="6" w:space="0" w:color="BFC7D5"/>
+            </w:tcBorders>
             <w:vAlign w:val="center"/>
           </w:tcPr>
           <w:p>
@@ -1780,8 +2408,12 @@
         <w:trPr/>
         <w:tc>
           <w:tcPr>
-            <w:tcW w:w="5285" w:type="dxa"/>
-            <w:tcBorders/>
+            <w:tcW w:w="5254" w:type="dxa"/>
+            <w:tcBorders>
+              <w:left w:val="single" w:sz="6" w:space="0" w:color="BFC7D5"/>
+              <w:bottom w:val="single" w:sz="2" w:space="0" w:color="BFC7D5"/>
+              <w:right w:val="single" w:sz="6" w:space="0" w:color="BFC7D5"/>
+            </w:tcBorders>
             <w:vAlign w:val="center"/>
           </w:tcPr>
           <w:p>
@@ -1800,8 +2432,12 @@
         </w:tc>
         <w:tc>
           <w:tcPr>
-            <w:tcW w:w="2115" w:type="dxa"/>
-            <w:tcBorders/>
+            <w:tcW w:w="2135" w:type="dxa"/>
+            <w:tcBorders>
+              <w:left w:val="single" w:sz="2" w:space="0" w:color="BFC7D5"/>
+              <w:bottom w:val="single" w:sz="2" w:space="0" w:color="BFC7D5"/>
+              <w:right w:val="single" w:sz="6" w:space="0" w:color="BFC7D5"/>
+            </w:tcBorders>
             <w:vAlign w:val="center"/>
           </w:tcPr>
           <w:p>
@@ -1822,8 +2458,12 @@
         </w:tc>
         <w:tc>
           <w:tcPr>
-            <w:tcW w:w="2111" w:type="dxa"/>
-            <w:tcBorders/>
+            <w:tcW w:w="2131" w:type="dxa"/>
+            <w:tcBorders>
+              <w:left w:val="single" w:sz="2" w:space="0" w:color="BFC7D5"/>
+              <w:bottom w:val="single" w:sz="2" w:space="0" w:color="BFC7D5"/>
+              <w:right w:val="single" w:sz="6" w:space="0" w:color="BFC7D5"/>
+            </w:tcBorders>
             <w:vAlign w:val="center"/>
           </w:tcPr>
           <w:p>
@@ -1844,8 +2484,12 @@
         </w:tc>
         <w:tc>
           <w:tcPr>
-            <w:tcW w:w="1828" w:type="dxa"/>
-            <w:tcBorders/>
+            <w:tcW w:w="1819" w:type="dxa"/>
+            <w:tcBorders>
+              <w:left w:val="single" w:sz="2" w:space="0" w:color="BFC7D5"/>
+              <w:bottom w:val="single" w:sz="2" w:space="0" w:color="BFC7D5"/>
+              <w:right w:val="single" w:sz="6" w:space="0" w:color="BFC7D5"/>
+            </w:tcBorders>
             <w:vAlign w:val="center"/>
           </w:tcPr>
           <w:p>
@@ -1871,8 +2515,12 @@
         <w:trPr/>
         <w:tc>
           <w:tcPr>
-            <w:tcW w:w="5285" w:type="dxa"/>
-            <w:tcBorders/>
+            <w:tcW w:w="5254" w:type="dxa"/>
+            <w:tcBorders>
+              <w:left w:val="single" w:sz="6" w:space="0" w:color="BFC7D5"/>
+              <w:bottom w:val="single" w:sz="2" w:space="0" w:color="BFC7D5"/>
+              <w:right w:val="single" w:sz="6" w:space="0" w:color="BFC7D5"/>
+            </w:tcBorders>
             <w:vAlign w:val="center"/>
           </w:tcPr>
           <w:p>
@@ -1891,8 +2539,12 @@
         </w:tc>
         <w:tc>
           <w:tcPr>
-            <w:tcW w:w="2115" w:type="dxa"/>
-            <w:tcBorders/>
+            <w:tcW w:w="2135" w:type="dxa"/>
+            <w:tcBorders>
+              <w:left w:val="single" w:sz="2" w:space="0" w:color="BFC7D5"/>
+              <w:bottom w:val="single" w:sz="2" w:space="0" w:color="BFC7D5"/>
+              <w:right w:val="single" w:sz="6" w:space="0" w:color="BFC7D5"/>
+            </w:tcBorders>
             <w:vAlign w:val="center"/>
           </w:tcPr>
           <w:p>
@@ -1913,8 +2565,12 @@
         </w:tc>
         <w:tc>
           <w:tcPr>
-            <w:tcW w:w="2111" w:type="dxa"/>
-            <w:tcBorders/>
+            <w:tcW w:w="2131" w:type="dxa"/>
+            <w:tcBorders>
+              <w:left w:val="single" w:sz="2" w:space="0" w:color="BFC7D5"/>
+              <w:bottom w:val="single" w:sz="2" w:space="0" w:color="BFC7D5"/>
+              <w:right w:val="single" w:sz="6" w:space="0" w:color="BFC7D5"/>
+            </w:tcBorders>
             <w:vAlign w:val="center"/>
           </w:tcPr>
           <w:p>
@@ -1935,8 +2591,12 @@
         </w:tc>
         <w:tc>
           <w:tcPr>
-            <w:tcW w:w="1828" w:type="dxa"/>
-            <w:tcBorders/>
+            <w:tcW w:w="1819" w:type="dxa"/>
+            <w:tcBorders>
+              <w:left w:val="single" w:sz="2" w:space="0" w:color="BFC7D5"/>
+              <w:bottom w:val="single" w:sz="2" w:space="0" w:color="BFC7D5"/>
+              <w:right w:val="single" w:sz="6" w:space="0" w:color="BFC7D5"/>
+            </w:tcBorders>
             <w:vAlign w:val="center"/>
           </w:tcPr>
           <w:p>
@@ -1962,8 +2622,12 @@
         <w:trPr/>
         <w:tc>
           <w:tcPr>
-            <w:tcW w:w="5285" w:type="dxa"/>
-            <w:tcBorders/>
+            <w:tcW w:w="5254" w:type="dxa"/>
+            <w:tcBorders>
+              <w:left w:val="single" w:sz="6" w:space="0" w:color="BFC7D5"/>
+              <w:bottom w:val="single" w:sz="2" w:space="0" w:color="BFC7D5"/>
+              <w:right w:val="single" w:sz="6" w:space="0" w:color="BFC7D5"/>
+            </w:tcBorders>
             <w:vAlign w:val="center"/>
           </w:tcPr>
           <w:p>
@@ -1982,8 +2646,12 @@
         </w:tc>
         <w:tc>
           <w:tcPr>
-            <w:tcW w:w="2115" w:type="dxa"/>
-            <w:tcBorders/>
+            <w:tcW w:w="2135" w:type="dxa"/>
+            <w:tcBorders>
+              <w:left w:val="single" w:sz="2" w:space="0" w:color="BFC7D5"/>
+              <w:bottom w:val="single" w:sz="2" w:space="0" w:color="BFC7D5"/>
+              <w:right w:val="single" w:sz="6" w:space="0" w:color="BFC7D5"/>
+            </w:tcBorders>
             <w:vAlign w:val="center"/>
           </w:tcPr>
           <w:p>
@@ -2004,8 +2672,12 @@
         </w:tc>
         <w:tc>
           <w:tcPr>
-            <w:tcW w:w="2111" w:type="dxa"/>
-            <w:tcBorders/>
+            <w:tcW w:w="2131" w:type="dxa"/>
+            <w:tcBorders>
+              <w:left w:val="single" w:sz="2" w:space="0" w:color="BFC7D5"/>
+              <w:bottom w:val="single" w:sz="2" w:space="0" w:color="BFC7D5"/>
+              <w:right w:val="single" w:sz="6" w:space="0" w:color="BFC7D5"/>
+            </w:tcBorders>
             <w:vAlign w:val="center"/>
           </w:tcPr>
           <w:p>
@@ -2026,8 +2698,12 @@
         </w:tc>
         <w:tc>
           <w:tcPr>
-            <w:tcW w:w="1828" w:type="dxa"/>
-            <w:tcBorders/>
+            <w:tcW w:w="1819" w:type="dxa"/>
+            <w:tcBorders>
+              <w:left w:val="single" w:sz="2" w:space="0" w:color="BFC7D5"/>
+              <w:bottom w:val="single" w:sz="2" w:space="0" w:color="BFC7D5"/>
+              <w:right w:val="single" w:sz="6" w:space="0" w:color="BFC7D5"/>
+            </w:tcBorders>
             <w:vAlign w:val="center"/>
           </w:tcPr>
           <w:p>
@@ -2053,8 +2729,12 @@
         <w:trPr/>
         <w:tc>
           <w:tcPr>
-            <w:tcW w:w="5285" w:type="dxa"/>
-            <w:tcBorders/>
+            <w:tcW w:w="5254" w:type="dxa"/>
+            <w:tcBorders>
+              <w:left w:val="single" w:sz="6" w:space="0" w:color="BFC7D5"/>
+              <w:bottom w:val="single" w:sz="2" w:space="0" w:color="BFC7D5"/>
+              <w:right w:val="single" w:sz="6" w:space="0" w:color="BFC7D5"/>
+            </w:tcBorders>
             <w:vAlign w:val="center"/>
           </w:tcPr>
           <w:p>
@@ -2073,8 +2753,12 @@
         </w:tc>
         <w:tc>
           <w:tcPr>
-            <w:tcW w:w="2115" w:type="dxa"/>
-            <w:tcBorders/>
+            <w:tcW w:w="2135" w:type="dxa"/>
+            <w:tcBorders>
+              <w:left w:val="single" w:sz="2" w:space="0" w:color="BFC7D5"/>
+              <w:bottom w:val="single" w:sz="2" w:space="0" w:color="BFC7D5"/>
+              <w:right w:val="single" w:sz="6" w:space="0" w:color="BFC7D5"/>
+            </w:tcBorders>
             <w:vAlign w:val="center"/>
           </w:tcPr>
           <w:p>
@@ -2095,8 +2779,12 @@
         </w:tc>
         <w:tc>
           <w:tcPr>
-            <w:tcW w:w="2111" w:type="dxa"/>
-            <w:tcBorders/>
+            <w:tcW w:w="2131" w:type="dxa"/>
+            <w:tcBorders>
+              <w:left w:val="single" w:sz="2" w:space="0" w:color="BFC7D5"/>
+              <w:bottom w:val="single" w:sz="2" w:space="0" w:color="BFC7D5"/>
+              <w:right w:val="single" w:sz="6" w:space="0" w:color="BFC7D5"/>
+            </w:tcBorders>
             <w:vAlign w:val="center"/>
           </w:tcPr>
           <w:p>
@@ -2117,8 +2805,12 @@
         </w:tc>
         <w:tc>
           <w:tcPr>
-            <w:tcW w:w="1828" w:type="dxa"/>
-            <w:tcBorders/>
+            <w:tcW w:w="1819" w:type="dxa"/>
+            <w:tcBorders>
+              <w:left w:val="single" w:sz="2" w:space="0" w:color="BFC7D5"/>
+              <w:bottom w:val="single" w:sz="2" w:space="0" w:color="BFC7D5"/>
+              <w:right w:val="single" w:sz="6" w:space="0" w:color="BFC7D5"/>
+            </w:tcBorders>
             <w:vAlign w:val="center"/>
           </w:tcPr>
           <w:p>
@@ -2144,8 +2836,12 @@
         <w:trPr/>
         <w:tc>
           <w:tcPr>
-            <w:tcW w:w="5285" w:type="dxa"/>
-            <w:tcBorders/>
+            <w:tcW w:w="5254" w:type="dxa"/>
+            <w:tcBorders>
+              <w:left w:val="single" w:sz="6" w:space="0" w:color="BFC7D5"/>
+              <w:bottom w:val="single" w:sz="6" w:space="0" w:color="BFC7D5"/>
+              <w:right w:val="single" w:sz="6" w:space="0" w:color="BFC7D5"/>
+            </w:tcBorders>
             <w:vAlign w:val="center"/>
           </w:tcPr>
           <w:p>
@@ -2164,8 +2860,12 @@
         </w:tc>
         <w:tc>
           <w:tcPr>
-            <w:tcW w:w="2115" w:type="dxa"/>
-            <w:tcBorders/>
+            <w:tcW w:w="2135" w:type="dxa"/>
+            <w:tcBorders>
+              <w:left w:val="single" w:sz="2" w:space="0" w:color="BFC7D5"/>
+              <w:bottom w:val="single" w:sz="6" w:space="0" w:color="BFC7D5"/>
+              <w:right w:val="single" w:sz="6" w:space="0" w:color="BFC7D5"/>
+            </w:tcBorders>
             <w:vAlign w:val="center"/>
           </w:tcPr>
           <w:p>
@@ -2186,8 +2886,12 @@
         </w:tc>
         <w:tc>
           <w:tcPr>
-            <w:tcW w:w="2111" w:type="dxa"/>
-            <w:tcBorders/>
+            <w:tcW w:w="2131" w:type="dxa"/>
+            <w:tcBorders>
+              <w:left w:val="single" w:sz="2" w:space="0" w:color="BFC7D5"/>
+              <w:bottom w:val="single" w:sz="6" w:space="0" w:color="BFC7D5"/>
+              <w:right w:val="single" w:sz="6" w:space="0" w:color="BFC7D5"/>
+            </w:tcBorders>
             <w:vAlign w:val="center"/>
           </w:tcPr>
           <w:p>
@@ -2208,8 +2912,12 @@
         </w:tc>
         <w:tc>
           <w:tcPr>
-            <w:tcW w:w="1828" w:type="dxa"/>
-            <w:tcBorders/>
+            <w:tcW w:w="1819" w:type="dxa"/>
+            <w:tcBorders>
+              <w:left w:val="single" w:sz="2" w:space="0" w:color="BFC7D5"/>
+              <w:bottom w:val="single" w:sz="6" w:space="0" w:color="BFC7D5"/>
+              <w:right w:val="single" w:sz="6" w:space="0" w:color="BFC7D5"/>
+            </w:tcBorders>
             <w:vAlign w:val="center"/>
           </w:tcPr>
           <w:p>
@@ -2246,22 +2954,22 @@
     </w:p>
     <w:tbl>
       <w:tblPr>
-        <w:tblW w:w="7579" w:type="dxa"/>
+        <w:tblW w:w="5000" w:type="pct"/>
         <w:jc w:val="left"/>
-        <w:tblInd w:w="0" w:type="dxa"/>
+        <w:tblInd w:w="-7" w:type="dxa"/>
         <w:tblLayout w:type="fixed"/>
         <w:tblCellMar>
-          <w:top w:w="28" w:type="dxa"/>
-          <w:left w:w="28" w:type="dxa"/>
-          <w:bottom w:w="28" w:type="dxa"/>
-          <w:right w:w="28" w:type="dxa"/>
+          <w:top w:w="60" w:type="dxa"/>
+          <w:left w:w="60" w:type="dxa"/>
+          <w:bottom w:w="60" w:type="dxa"/>
+          <w:right w:w="60" w:type="dxa"/>
         </w:tblCellMar>
       </w:tblPr>
       <w:tblGrid>
-        <w:gridCol w:w="211"/>
-        <w:gridCol w:w="3466"/>
-        <w:gridCol w:w="1261"/>
-        <w:gridCol w:w="2641"/>
+        <w:gridCol w:w="361"/>
+        <w:gridCol w:w="5163"/>
+        <w:gridCol w:w="1912"/>
+        <w:gridCol w:w="3902"/>
       </w:tblGrid>
       <w:tr>
         <w:trPr>
@@ -2269,88 +2977,120 @@
         </w:trPr>
         <w:tc>
           <w:tcPr>
-            <w:tcW w:w="211" w:type="dxa"/>
-            <w:tcBorders/>
+            <w:tcW w:w="361" w:type="dxa"/>
+            <w:tcBorders>
+              <w:top w:val="single" w:sz="6" w:space="0" w:color="BFC7D5"/>
+              <w:left w:val="single" w:sz="6" w:space="0" w:color="BFC7D5"/>
+              <w:bottom w:val="single" w:sz="2" w:space="0" w:color="BFC7D5"/>
+              <w:right w:val="single" w:sz="6" w:space="0" w:color="BFC7D5"/>
+            </w:tcBorders>
+            <w:shd w:fill="1F3A5F" w:val="clear"/>
             <w:vAlign w:val="center"/>
           </w:tcPr>
           <w:p>
             <w:pPr>
               <w:pStyle w:val="TableHeading"/>
-              <w:suppressLineNumbers/>
-              <w:shd w:fill="1F3A5F" w:val="clear"/>
-              <w:bidi w:val="0"/>
-              <w:spacing w:before="0" w:after="283"/>
-              <w:jc w:val="center"/>
-              <w:rPr/>
-            </w:pPr>
-            <w:r>
-              <w:rPr/>
+              <w:bidi w:val="0"/>
+              <w:spacing w:before="0" w:after="283"/>
+              <w:jc w:val="left"/>
+              <w:rPr>
+                <w:color w:val="FFFFFF"/>
+              </w:rPr>
+            </w:pPr>
+            <w:r>
+              <w:rPr>
+                <w:color w:val="FFFFFF"/>
+              </w:rPr>
               <w:t>#</w:t>
             </w:r>
           </w:p>
         </w:tc>
         <w:tc>
           <w:tcPr>
-            <w:tcW w:w="3466" w:type="dxa"/>
-            <w:tcBorders/>
+            <w:tcW w:w="5163" w:type="dxa"/>
+            <w:tcBorders>
+              <w:top w:val="single" w:sz="6" w:space="0" w:color="BFC7D5"/>
+              <w:left w:val="single" w:sz="2" w:space="0" w:color="BFC7D5"/>
+              <w:bottom w:val="single" w:sz="2" w:space="0" w:color="BFC7D5"/>
+              <w:right w:val="single" w:sz="6" w:space="0" w:color="BFC7D5"/>
+            </w:tcBorders>
+            <w:shd w:fill="1F3A5F" w:val="clear"/>
             <w:vAlign w:val="center"/>
           </w:tcPr>
           <w:p>
             <w:pPr>
               <w:pStyle w:val="TableHeading"/>
-              <w:suppressLineNumbers/>
-              <w:shd w:fill="1F3A5F" w:val="clear"/>
-              <w:bidi w:val="0"/>
-              <w:spacing w:before="0" w:after="283"/>
-              <w:jc w:val="center"/>
-              <w:rPr/>
-            </w:pPr>
-            <w:r>
-              <w:rPr/>
+              <w:bidi w:val="0"/>
+              <w:spacing w:before="0" w:after="283"/>
+              <w:jc w:val="left"/>
+              <w:rPr>
+                <w:color w:val="FFFFFF"/>
+              </w:rPr>
+            </w:pPr>
+            <w:r>
+              <w:rPr>
+                <w:color w:val="FFFFFF"/>
+              </w:rPr>
               <w:t>Verification</w:t>
             </w:r>
           </w:p>
         </w:tc>
         <w:tc>
           <w:tcPr>
-            <w:tcW w:w="1261" w:type="dxa"/>
-            <w:tcBorders/>
+            <w:tcW w:w="1912" w:type="dxa"/>
+            <w:tcBorders>
+              <w:top w:val="single" w:sz="6" w:space="0" w:color="BFC7D5"/>
+              <w:left w:val="single" w:sz="2" w:space="0" w:color="BFC7D5"/>
+              <w:bottom w:val="single" w:sz="2" w:space="0" w:color="BFC7D5"/>
+              <w:right w:val="single" w:sz="6" w:space="0" w:color="BFC7D5"/>
+            </w:tcBorders>
+            <w:shd w:fill="1F3A5F" w:val="clear"/>
             <w:vAlign w:val="center"/>
           </w:tcPr>
           <w:p>
             <w:pPr>
               <w:pStyle w:val="TableHeading"/>
-              <w:suppressLineNumbers/>
-              <w:shd w:fill="1F3A5F" w:val="clear"/>
-              <w:bidi w:val="0"/>
-              <w:spacing w:before="0" w:after="283"/>
-              <w:jc w:val="center"/>
-              <w:rPr/>
-            </w:pPr>
-            <w:r>
-              <w:rPr/>
+              <w:bidi w:val="0"/>
+              <w:spacing w:before="0" w:after="283"/>
+              <w:jc w:val="left"/>
+              <w:rPr>
+                <w:color w:val="FFFFFF"/>
+              </w:rPr>
+            </w:pPr>
+            <w:r>
+              <w:rPr>
+                <w:color w:val="FFFFFF"/>
+              </w:rPr>
               <w:t>Result</w:t>
             </w:r>
           </w:p>
         </w:tc>
         <w:tc>
           <w:tcPr>
-            <w:tcW w:w="2641" w:type="dxa"/>
-            <w:tcBorders/>
+            <w:tcW w:w="3902" w:type="dxa"/>
+            <w:tcBorders>
+              <w:top w:val="single" w:sz="6" w:space="0" w:color="BFC7D5"/>
+              <w:left w:val="single" w:sz="2" w:space="0" w:color="BFC7D5"/>
+              <w:bottom w:val="single" w:sz="2" w:space="0" w:color="BFC7D5"/>
+              <w:right w:val="single" w:sz="6" w:space="0" w:color="BFC7D5"/>
+            </w:tcBorders>
+            <w:shd w:fill="1F3A5F" w:val="clear"/>
             <w:vAlign w:val="center"/>
           </w:tcPr>
           <w:p>
             <w:pPr>
               <w:pStyle w:val="TableHeading"/>
-              <w:suppressLineNumbers/>
-              <w:shd w:fill="1F3A5F" w:val="clear"/>
-              <w:bidi w:val="0"/>
-              <w:spacing w:before="0" w:after="283"/>
-              <w:jc w:val="center"/>
-              <w:rPr/>
-            </w:pPr>
-            <w:r>
-              <w:rPr/>
+              <w:bidi w:val="0"/>
+              <w:spacing w:before="0" w:after="283"/>
+              <w:jc w:val="left"/>
+              <w:rPr>
+                <w:color w:val="FFFFFF"/>
+              </w:rPr>
+            </w:pPr>
+            <w:r>
+              <w:rPr>
+                <w:color w:val="FFFFFF"/>
+              </w:rPr>
               <w:t>Evidence (path / SHA / report)</w:t>
             </w:r>
           </w:p>
@@ -2360,8 +3100,12 @@
         <w:trPr/>
         <w:tc>
           <w:tcPr>
-            <w:tcW w:w="211" w:type="dxa"/>
-            <w:tcBorders/>
+            <w:tcW w:w="361" w:type="dxa"/>
+            <w:tcBorders>
+              <w:left w:val="single" w:sz="6" w:space="0" w:color="BFC7D5"/>
+              <w:bottom w:val="single" w:sz="2" w:space="0" w:color="BFC7D5"/>
+              <w:right w:val="single" w:sz="6" w:space="0" w:color="BFC7D5"/>
+            </w:tcBorders>
             <w:vAlign w:val="center"/>
           </w:tcPr>
           <w:p>
@@ -2380,8 +3124,12 @@
         </w:tc>
         <w:tc>
           <w:tcPr>
-            <w:tcW w:w="3466" w:type="dxa"/>
-            <w:tcBorders/>
+            <w:tcW w:w="5163" w:type="dxa"/>
+            <w:tcBorders>
+              <w:left w:val="single" w:sz="2" w:space="0" w:color="BFC7D5"/>
+              <w:bottom w:val="single" w:sz="2" w:space="0" w:color="BFC7D5"/>
+              <w:right w:val="single" w:sz="6" w:space="0" w:color="BFC7D5"/>
+            </w:tcBorders>
             <w:vAlign w:val="center"/>
           </w:tcPr>
           <w:p>
@@ -2402,8 +3150,12 @@
         </w:tc>
         <w:tc>
           <w:tcPr>
-            <w:tcW w:w="1261" w:type="dxa"/>
-            <w:tcBorders/>
+            <w:tcW w:w="1912" w:type="dxa"/>
+            <w:tcBorders>
+              <w:left w:val="single" w:sz="2" w:space="0" w:color="BFC7D5"/>
+              <w:bottom w:val="single" w:sz="2" w:space="0" w:color="BFC7D5"/>
+              <w:right w:val="single" w:sz="6" w:space="0" w:color="BFC7D5"/>
+            </w:tcBorders>
             <w:vAlign w:val="center"/>
           </w:tcPr>
           <w:p>
@@ -2426,8 +3178,12 @@
         </w:tc>
         <w:tc>
           <w:tcPr>
-            <w:tcW w:w="2641" w:type="dxa"/>
-            <w:tcBorders/>
+            <w:tcW w:w="3902" w:type="dxa"/>
+            <w:tcBorders>
+              <w:left w:val="single" w:sz="2" w:space="0" w:color="BFC7D5"/>
+              <w:bottom w:val="single" w:sz="2" w:space="0" w:color="BFC7D5"/>
+              <w:right w:val="single" w:sz="6" w:space="0" w:color="BFC7D5"/>
+            </w:tcBorders>
             <w:vAlign w:val="center"/>
           </w:tcPr>
           <w:p>
@@ -2451,8 +3207,12 @@
         <w:trPr/>
         <w:tc>
           <w:tcPr>
-            <w:tcW w:w="211" w:type="dxa"/>
-            <w:tcBorders/>
+            <w:tcW w:w="361" w:type="dxa"/>
+            <w:tcBorders>
+              <w:left w:val="single" w:sz="6" w:space="0" w:color="BFC7D5"/>
+              <w:bottom w:val="single" w:sz="2" w:space="0" w:color="BFC7D5"/>
+              <w:right w:val="single" w:sz="6" w:space="0" w:color="BFC7D5"/>
+            </w:tcBorders>
             <w:vAlign w:val="center"/>
           </w:tcPr>
           <w:p>
@@ -2471,8 +3231,12 @@
         </w:tc>
         <w:tc>
           <w:tcPr>
-            <w:tcW w:w="3466" w:type="dxa"/>
-            <w:tcBorders/>
+            <w:tcW w:w="5163" w:type="dxa"/>
+            <w:tcBorders>
+              <w:left w:val="single" w:sz="2" w:space="0" w:color="BFC7D5"/>
+              <w:bottom w:val="single" w:sz="2" w:space="0" w:color="BFC7D5"/>
+              <w:right w:val="single" w:sz="6" w:space="0" w:color="BFC7D5"/>
+            </w:tcBorders>
             <w:vAlign w:val="center"/>
           </w:tcPr>
           <w:p>
@@ -2493,8 +3257,12 @@
         </w:tc>
         <w:tc>
           <w:tcPr>
-            <w:tcW w:w="1261" w:type="dxa"/>
-            <w:tcBorders/>
+            <w:tcW w:w="1912" w:type="dxa"/>
+            <w:tcBorders>
+              <w:left w:val="single" w:sz="2" w:space="0" w:color="BFC7D5"/>
+              <w:bottom w:val="single" w:sz="2" w:space="0" w:color="BFC7D5"/>
+              <w:right w:val="single" w:sz="6" w:space="0" w:color="BFC7D5"/>
+            </w:tcBorders>
             <w:vAlign w:val="center"/>
           </w:tcPr>
           <w:p>
@@ -2517,8 +3285,12 @@
         </w:tc>
         <w:tc>
           <w:tcPr>
-            <w:tcW w:w="2641" w:type="dxa"/>
-            <w:tcBorders/>
+            <w:tcW w:w="3902" w:type="dxa"/>
+            <w:tcBorders>
+              <w:left w:val="single" w:sz="2" w:space="0" w:color="BFC7D5"/>
+              <w:bottom w:val="single" w:sz="2" w:space="0" w:color="BFC7D5"/>
+              <w:right w:val="single" w:sz="6" w:space="0" w:color="BFC7D5"/>
+            </w:tcBorders>
             <w:vAlign w:val="center"/>
           </w:tcPr>
           <w:p>
@@ -2542,8 +3314,12 @@
         <w:trPr/>
         <w:tc>
           <w:tcPr>
-            <w:tcW w:w="211" w:type="dxa"/>
-            <w:tcBorders/>
+            <w:tcW w:w="361" w:type="dxa"/>
+            <w:tcBorders>
+              <w:left w:val="single" w:sz="6" w:space="0" w:color="BFC7D5"/>
+              <w:bottom w:val="single" w:sz="6" w:space="0" w:color="BFC7D5"/>
+              <w:right w:val="single" w:sz="6" w:space="0" w:color="BFC7D5"/>
+            </w:tcBorders>
             <w:vAlign w:val="center"/>
           </w:tcPr>
           <w:p>
@@ -2562,8 +3338,12 @@
         </w:tc>
         <w:tc>
           <w:tcPr>
-            <w:tcW w:w="3466" w:type="dxa"/>
-            <w:tcBorders/>
+            <w:tcW w:w="5163" w:type="dxa"/>
+            <w:tcBorders>
+              <w:left w:val="single" w:sz="2" w:space="0" w:color="BFC7D5"/>
+              <w:bottom w:val="single" w:sz="6" w:space="0" w:color="BFC7D5"/>
+              <w:right w:val="single" w:sz="6" w:space="0" w:color="BFC7D5"/>
+            </w:tcBorders>
             <w:vAlign w:val="center"/>
           </w:tcPr>
           <w:p>
@@ -2584,8 +3364,12 @@
         </w:tc>
         <w:tc>
           <w:tcPr>
-            <w:tcW w:w="1261" w:type="dxa"/>
-            <w:tcBorders/>
+            <w:tcW w:w="1912" w:type="dxa"/>
+            <w:tcBorders>
+              <w:left w:val="single" w:sz="2" w:space="0" w:color="BFC7D5"/>
+              <w:bottom w:val="single" w:sz="6" w:space="0" w:color="BFC7D5"/>
+              <w:right w:val="single" w:sz="6" w:space="0" w:color="BFC7D5"/>
+            </w:tcBorders>
             <w:vAlign w:val="center"/>
           </w:tcPr>
           <w:p>
@@ -2608,8 +3392,12 @@
         </w:tc>
         <w:tc>
           <w:tcPr>
-            <w:tcW w:w="2641" w:type="dxa"/>
-            <w:tcBorders/>
+            <w:tcW w:w="3902" w:type="dxa"/>
+            <w:tcBorders>
+              <w:left w:val="single" w:sz="2" w:space="0" w:color="BFC7D5"/>
+              <w:bottom w:val="single" w:sz="6" w:space="0" w:color="BFC7D5"/>
+              <w:right w:val="single" w:sz="6" w:space="0" w:color="BFC7D5"/>
+            </w:tcBorders>
             <w:vAlign w:val="center"/>
           </w:tcPr>
           <w:p>
@@ -2644,23 +3432,23 @@
     </w:p>
     <w:tbl>
       <w:tblPr>
-        <w:tblW w:w="8570" w:type="dxa"/>
+        <w:tblW w:w="5000" w:type="pct"/>
         <w:jc w:val="left"/>
-        <w:tblInd w:w="0" w:type="dxa"/>
+        <w:tblInd w:w="-7" w:type="dxa"/>
         <w:tblLayout w:type="fixed"/>
         <w:tblCellMar>
-          <w:top w:w="28" w:type="dxa"/>
-          <w:left w:w="28" w:type="dxa"/>
-          <w:bottom w:w="28" w:type="dxa"/>
-          <w:right w:w="28" w:type="dxa"/>
+          <w:top w:w="60" w:type="dxa"/>
+          <w:left w:w="60" w:type="dxa"/>
+          <w:bottom w:w="60" w:type="dxa"/>
+          <w:right w:w="60" w:type="dxa"/>
         </w:tblCellMar>
       </w:tblPr>
       <w:tblGrid>
-        <w:gridCol w:w="211"/>
-        <w:gridCol w:w="2206"/>
-        <w:gridCol w:w="2341"/>
-        <w:gridCol w:w="2761"/>
-        <w:gridCol w:w="1051"/>
+        <w:gridCol w:w="318"/>
+        <w:gridCol w:w="2916"/>
+        <w:gridCol w:w="3092"/>
+        <w:gridCol w:w="3638"/>
+        <w:gridCol w:w="1374"/>
       </w:tblGrid>
       <w:tr>
         <w:trPr>
@@ -2668,116 +3456,155 @@
         </w:trPr>
         <w:tc>
           <w:tcPr>
-            <w:tcW w:w="211" w:type="dxa"/>
-            <w:tcBorders/>
+            <w:tcW w:w="318" w:type="dxa"/>
+            <w:tcBorders>
+              <w:top w:val="single" w:sz="6" w:space="0" w:color="BFC7D5"/>
+              <w:left w:val="single" w:sz="6" w:space="0" w:color="BFC7D5"/>
+              <w:bottom w:val="single" w:sz="2" w:space="0" w:color="BFC7D5"/>
+              <w:right w:val="single" w:sz="6" w:space="0" w:color="BFC7D5"/>
+            </w:tcBorders>
+            <w:shd w:fill="1F3A5F" w:val="clear"/>
             <w:vAlign w:val="center"/>
           </w:tcPr>
           <w:p>
             <w:pPr>
               <w:pStyle w:val="TableHeading"/>
-              <w:suppressLineNumbers/>
-              <w:shd w:fill="1F3A5F" w:val="clear"/>
-              <w:bidi w:val="0"/>
-              <w:spacing w:before="0" w:after="283"/>
-              <w:jc w:val="center"/>
-              <w:rPr/>
-            </w:pPr>
-            <w:r>
-              <w:rPr/>
+              <w:bidi w:val="0"/>
+              <w:spacing w:before="0" w:after="283"/>
+              <w:jc w:val="left"/>
+              <w:rPr>
+                <w:color w:val="FFFFFF"/>
+              </w:rPr>
+            </w:pPr>
+            <w:r>
+              <w:rPr>
+                <w:color w:val="FFFFFF"/>
+              </w:rPr>
               <w:t>#</w:t>
             </w:r>
           </w:p>
         </w:tc>
         <w:tc>
           <w:tcPr>
-            <w:tcW w:w="2206" w:type="dxa"/>
-            <w:tcBorders/>
+            <w:tcW w:w="2916" w:type="dxa"/>
+            <w:tcBorders>
+              <w:top w:val="single" w:sz="6" w:space="0" w:color="BFC7D5"/>
+              <w:left w:val="single" w:sz="2" w:space="0" w:color="BFC7D5"/>
+              <w:bottom w:val="single" w:sz="2" w:space="0" w:color="BFC7D5"/>
+              <w:right w:val="single" w:sz="6" w:space="0" w:color="BFC7D5"/>
+            </w:tcBorders>
+            <w:shd w:fill="1F3A5F" w:val="clear"/>
             <w:vAlign w:val="center"/>
           </w:tcPr>
           <w:p>
             <w:pPr>
               <w:pStyle w:val="TableHeading"/>
-              <w:suppressLineNumbers/>
-              <w:shd w:fill="1F3A5F" w:val="clear"/>
-              <w:bidi w:val="0"/>
-              <w:spacing w:before="0" w:after="283"/>
-              <w:jc w:val="center"/>
-              <w:rPr/>
-            </w:pPr>
-            <w:r>
-              <w:rPr/>
+              <w:bidi w:val="0"/>
+              <w:spacing w:before="0" w:after="283"/>
+              <w:jc w:val="left"/>
+              <w:rPr>
+                <w:color w:val="FFFFFF"/>
+              </w:rPr>
+            </w:pPr>
+            <w:r>
+              <w:rPr>
+                <w:color w:val="FFFFFF"/>
+              </w:rPr>
               <w:t>Risk</w:t>
             </w:r>
           </w:p>
         </w:tc>
         <w:tc>
           <w:tcPr>
-            <w:tcW w:w="2341" w:type="dxa"/>
-            <w:tcBorders/>
+            <w:tcW w:w="3092" w:type="dxa"/>
+            <w:tcBorders>
+              <w:top w:val="single" w:sz="6" w:space="0" w:color="BFC7D5"/>
+              <w:left w:val="single" w:sz="2" w:space="0" w:color="BFC7D5"/>
+              <w:bottom w:val="single" w:sz="2" w:space="0" w:color="BFC7D5"/>
+              <w:right w:val="single" w:sz="6" w:space="0" w:color="BFC7D5"/>
+            </w:tcBorders>
+            <w:shd w:fill="1F3A5F" w:val="clear"/>
             <w:vAlign w:val="center"/>
           </w:tcPr>
           <w:p>
             <w:pPr>
               <w:pStyle w:val="TableHeading"/>
-              <w:suppressLineNumbers/>
-              <w:shd w:fill="1F3A5F" w:val="clear"/>
-              <w:bidi w:val="0"/>
-              <w:spacing w:before="0" w:after="283"/>
-              <w:jc w:val="center"/>
-              <w:rPr/>
-            </w:pPr>
-            <w:r>
-              <w:rPr/>
+              <w:bidi w:val="0"/>
+              <w:spacing w:before="0" w:after="283"/>
+              <w:jc w:val="left"/>
+              <w:rPr>
+                <w:color w:val="FFFFFF"/>
+              </w:rPr>
+            </w:pPr>
+            <w:r>
+              <w:rPr>
+                <w:color w:val="FFFFFF"/>
+              </w:rPr>
               <w:t>Likelihood / impact / score</w:t>
             </w:r>
           </w:p>
         </w:tc>
         <w:tc>
           <w:tcPr>
-            <w:tcW w:w="2761" w:type="dxa"/>
-            <w:tcBorders/>
+            <w:tcW w:w="3638" w:type="dxa"/>
+            <w:tcBorders>
+              <w:top w:val="single" w:sz="6" w:space="0" w:color="BFC7D5"/>
+              <w:left w:val="single" w:sz="2" w:space="0" w:color="BFC7D5"/>
+              <w:bottom w:val="single" w:sz="2" w:space="0" w:color="BFC7D5"/>
+              <w:right w:val="single" w:sz="6" w:space="0" w:color="BFC7D5"/>
+            </w:tcBorders>
+            <w:shd w:fill="1F3A5F" w:val="clear"/>
             <w:vAlign w:val="center"/>
           </w:tcPr>
           <w:p>
             <w:pPr>
               <w:pStyle w:val="TableHeading"/>
-              <w:suppressLineNumbers/>
-              <w:shd w:fill="1F3A5F" w:val="clear"/>
-              <w:bidi w:val="0"/>
-              <w:spacing w:before="0" w:after="283"/>
-              <w:jc w:val="center"/>
-              <w:rPr/>
-            </w:pPr>
-            <w:r>
-              <w:rPr/>
+              <w:bidi w:val="0"/>
+              <w:spacing w:before="0" w:after="283"/>
+              <w:jc w:val="left"/>
+              <w:rPr>
+                <w:color w:val="FFFFFF"/>
+              </w:rPr>
+            </w:pPr>
+            <w:r>
+              <w:rPr>
+                <w:color w:val="FFFFFF"/>
+              </w:rPr>
               <w:t>Mitigation in place (cite by path)</w:t>
             </w:r>
           </w:p>
         </w:tc>
         <w:tc>
           <w:tcPr>
-            <w:tcW w:w="1051" w:type="dxa"/>
-            <w:tcBorders/>
+            <w:tcW w:w="1374" w:type="dxa"/>
+            <w:tcBorders>
+              <w:top w:val="single" w:sz="6" w:space="0" w:color="BFC7D5"/>
+              <w:left w:val="single" w:sz="2" w:space="0" w:color="BFC7D5"/>
+              <w:bottom w:val="single" w:sz="2" w:space="0" w:color="BFC7D5"/>
+              <w:right w:val="single" w:sz="6" w:space="0" w:color="BFC7D5"/>
+            </w:tcBorders>
+            <w:shd w:fill="1F3A5F" w:val="clear"/>
             <w:vAlign w:val="center"/>
           </w:tcPr>
           <w:p>
             <w:pPr>
               <w:pStyle w:val="TableHeading"/>
-              <w:suppressLineNumbers/>
-              <w:shd w:fill="1F3A5F" w:val="clear"/>
-              <w:bidi w:val="0"/>
-              <w:spacing w:before="0" w:after="283"/>
-              <w:jc w:val="center"/>
-              <w:rPr/>
-            </w:pPr>
-            <w:r>
-              <w:rPr>
-                <w:rStyle w:val="SourceText"/>
+              <w:bidi w:val="0"/>
+              <w:spacing w:before="0" w:after="283"/>
+              <w:jc w:val="left"/>
+              <w:rPr/>
+            </w:pPr>
+            <w:r>
+              <w:rPr>
+                <w:rStyle w:val="SourceText"/>
+                <w:color w:val="FFFFFF"/>
               </w:rPr>
               <w:t>REG-03</w:t>
             </w:r>
             <w:r>
-              <w:rPr/>
+              <w:rPr>
+                <w:color w:val="FFFFFF"/>
+              </w:rPr>
               <w:t xml:space="preserve"> ref</w:t>
             </w:r>
           </w:p>
@@ -2787,8 +3614,12 @@
         <w:trPr/>
         <w:tc>
           <w:tcPr>
-            <w:tcW w:w="211" w:type="dxa"/>
-            <w:tcBorders/>
+            <w:tcW w:w="318" w:type="dxa"/>
+            <w:tcBorders>
+              <w:left w:val="single" w:sz="6" w:space="0" w:color="BFC7D5"/>
+              <w:bottom w:val="single" w:sz="2" w:space="0" w:color="BFC7D5"/>
+              <w:right w:val="single" w:sz="6" w:space="0" w:color="BFC7D5"/>
+            </w:tcBorders>
             <w:vAlign w:val="center"/>
           </w:tcPr>
           <w:p>
@@ -2807,8 +3638,12 @@
         </w:tc>
         <w:tc>
           <w:tcPr>
-            <w:tcW w:w="2206" w:type="dxa"/>
-            <w:tcBorders/>
+            <w:tcW w:w="2916" w:type="dxa"/>
+            <w:tcBorders>
+              <w:left w:val="single" w:sz="2" w:space="0" w:color="BFC7D5"/>
+              <w:bottom w:val="single" w:sz="2" w:space="0" w:color="BFC7D5"/>
+              <w:right w:val="single" w:sz="6" w:space="0" w:color="BFC7D5"/>
+            </w:tcBorders>
             <w:vAlign w:val="center"/>
           </w:tcPr>
           <w:p>
@@ -2829,8 +3664,12 @@
         </w:tc>
         <w:tc>
           <w:tcPr>
-            <w:tcW w:w="2341" w:type="dxa"/>
-            <w:tcBorders/>
+            <w:tcW w:w="3092" w:type="dxa"/>
+            <w:tcBorders>
+              <w:left w:val="single" w:sz="2" w:space="0" w:color="BFC7D5"/>
+              <w:bottom w:val="single" w:sz="2" w:space="0" w:color="BFC7D5"/>
+              <w:right w:val="single" w:sz="6" w:space="0" w:color="BFC7D5"/>
+            </w:tcBorders>
             <w:vAlign w:val="center"/>
           </w:tcPr>
           <w:p>
@@ -2871,8 +3710,12 @@
         </w:tc>
         <w:tc>
           <w:tcPr>
-            <w:tcW w:w="2761" w:type="dxa"/>
-            <w:tcBorders/>
+            <w:tcW w:w="3638" w:type="dxa"/>
+            <w:tcBorders>
+              <w:left w:val="single" w:sz="2" w:space="0" w:color="BFC7D5"/>
+              <w:bottom w:val="single" w:sz="2" w:space="0" w:color="BFC7D5"/>
+              <w:right w:val="single" w:sz="6" w:space="0" w:color="BFC7D5"/>
+            </w:tcBorders>
             <w:vAlign w:val="center"/>
           </w:tcPr>
           <w:p>
@@ -2893,8 +3736,12 @@
         </w:tc>
         <w:tc>
           <w:tcPr>
-            <w:tcW w:w="1051" w:type="dxa"/>
-            <w:tcBorders/>
+            <w:tcW w:w="1374" w:type="dxa"/>
+            <w:tcBorders>
+              <w:left w:val="single" w:sz="2" w:space="0" w:color="BFC7D5"/>
+              <w:bottom w:val="single" w:sz="2" w:space="0" w:color="BFC7D5"/>
+              <w:right w:val="single" w:sz="6" w:space="0" w:color="BFC7D5"/>
+            </w:tcBorders>
             <w:vAlign w:val="center"/>
           </w:tcPr>
           <w:p>
@@ -2918,8 +3765,12 @@
         <w:trPr/>
         <w:tc>
           <w:tcPr>
-            <w:tcW w:w="211" w:type="dxa"/>
-            <w:tcBorders/>
+            <w:tcW w:w="318" w:type="dxa"/>
+            <w:tcBorders>
+              <w:left w:val="single" w:sz="6" w:space="0" w:color="BFC7D5"/>
+              <w:bottom w:val="single" w:sz="6" w:space="0" w:color="BFC7D5"/>
+              <w:right w:val="single" w:sz="6" w:space="0" w:color="BFC7D5"/>
+            </w:tcBorders>
             <w:vAlign w:val="center"/>
           </w:tcPr>
           <w:p>
@@ -2938,8 +3789,12 @@
         </w:tc>
         <w:tc>
           <w:tcPr>
-            <w:tcW w:w="2206" w:type="dxa"/>
-            <w:tcBorders/>
+            <w:tcW w:w="2916" w:type="dxa"/>
+            <w:tcBorders>
+              <w:left w:val="single" w:sz="2" w:space="0" w:color="BFC7D5"/>
+              <w:bottom w:val="single" w:sz="6" w:space="0" w:color="BFC7D5"/>
+              <w:right w:val="single" w:sz="6" w:space="0" w:color="BFC7D5"/>
+            </w:tcBorders>
             <w:vAlign w:val="center"/>
           </w:tcPr>
           <w:p>
@@ -2960,8 +3815,12 @@
         </w:tc>
         <w:tc>
           <w:tcPr>
-            <w:tcW w:w="2341" w:type="dxa"/>
-            <w:tcBorders/>
+            <w:tcW w:w="3092" w:type="dxa"/>
+            <w:tcBorders>
+              <w:left w:val="single" w:sz="2" w:space="0" w:color="BFC7D5"/>
+              <w:bottom w:val="single" w:sz="6" w:space="0" w:color="BFC7D5"/>
+              <w:right w:val="single" w:sz="6" w:space="0" w:color="BFC7D5"/>
+            </w:tcBorders>
             <w:vAlign w:val="center"/>
           </w:tcPr>
           <w:p>
@@ -3002,8 +3861,12 @@
         </w:tc>
         <w:tc>
           <w:tcPr>
-            <w:tcW w:w="2761" w:type="dxa"/>
-            <w:tcBorders/>
+            <w:tcW w:w="3638" w:type="dxa"/>
+            <w:tcBorders>
+              <w:left w:val="single" w:sz="2" w:space="0" w:color="BFC7D5"/>
+              <w:bottom w:val="single" w:sz="6" w:space="0" w:color="BFC7D5"/>
+              <w:right w:val="single" w:sz="6" w:space="0" w:color="BFC7D5"/>
+            </w:tcBorders>
             <w:vAlign w:val="center"/>
           </w:tcPr>
           <w:p>
@@ -3024,8 +3887,12 @@
         </w:tc>
         <w:tc>
           <w:tcPr>
-            <w:tcW w:w="1051" w:type="dxa"/>
-            <w:tcBorders/>
+            <w:tcW w:w="1374" w:type="dxa"/>
+            <w:tcBorders>
+              <w:left w:val="single" w:sz="2" w:space="0" w:color="BFC7D5"/>
+              <w:bottom w:val="single" w:sz="6" w:space="0" w:color="BFC7D5"/>
+              <w:right w:val="single" w:sz="6" w:space="0" w:color="BFC7D5"/>
+            </w:tcBorders>
             <w:vAlign w:val="center"/>
           </w:tcPr>
           <w:p>
@@ -3060,20 +3927,20 @@
     </w:p>
     <w:tbl>
       <w:tblPr>
-        <w:tblW w:w="8897" w:type="dxa"/>
+        <w:tblW w:w="5000" w:type="pct"/>
         <w:jc w:val="left"/>
-        <w:tblInd w:w="0" w:type="dxa"/>
+        <w:tblInd w:w="-7" w:type="dxa"/>
         <w:tblLayout w:type="fixed"/>
         <w:tblCellMar>
-          <w:top w:w="28" w:type="dxa"/>
-          <w:left w:w="28" w:type="dxa"/>
-          <w:bottom w:w="28" w:type="dxa"/>
-          <w:right w:w="28" w:type="dxa"/>
+          <w:top w:w="60" w:type="dxa"/>
+          <w:left w:w="60" w:type="dxa"/>
+          <w:bottom w:w="60" w:type="dxa"/>
+          <w:right w:w="60" w:type="dxa"/>
         </w:tblCellMar>
       </w:tblPr>
       <w:tblGrid>
-        <w:gridCol w:w="3616"/>
-        <w:gridCol w:w="5281"/>
+        <w:gridCol w:w="4631"/>
+        <w:gridCol w:w="6707"/>
       </w:tblGrid>
       <w:tr>
         <w:trPr>
@@ -3081,44 +3948,60 @@
         </w:trPr>
         <w:tc>
           <w:tcPr>
-            <w:tcW w:w="3616" w:type="dxa"/>
-            <w:tcBorders/>
+            <w:tcW w:w="4631" w:type="dxa"/>
+            <w:tcBorders>
+              <w:top w:val="single" w:sz="6" w:space="0" w:color="BFC7D5"/>
+              <w:left w:val="single" w:sz="6" w:space="0" w:color="BFC7D5"/>
+              <w:bottom w:val="single" w:sz="2" w:space="0" w:color="BFC7D5"/>
+              <w:right w:val="single" w:sz="6" w:space="0" w:color="BFC7D5"/>
+            </w:tcBorders>
+            <w:shd w:fill="1F3A5F" w:val="clear"/>
             <w:vAlign w:val="center"/>
           </w:tcPr>
           <w:p>
             <w:pPr>
               <w:pStyle w:val="TableHeading"/>
-              <w:suppressLineNumbers/>
-              <w:shd w:fill="1F3A5F" w:val="clear"/>
-              <w:bidi w:val="0"/>
-              <w:spacing w:before="0" w:after="283"/>
-              <w:jc w:val="center"/>
-              <w:rPr/>
-            </w:pPr>
-            <w:r>
-              <w:rPr/>
+              <w:bidi w:val="0"/>
+              <w:spacing w:before="0" w:after="283"/>
+              <w:jc w:val="left"/>
+              <w:rPr>
+                <w:color w:val="FFFFFF"/>
+              </w:rPr>
+            </w:pPr>
+            <w:r>
+              <w:rPr>
+                <w:color w:val="FFFFFF"/>
+              </w:rPr>
               <w:t>Field</w:t>
             </w:r>
           </w:p>
         </w:tc>
         <w:tc>
           <w:tcPr>
-            <w:tcW w:w="5281" w:type="dxa"/>
-            <w:tcBorders/>
+            <w:tcW w:w="6707" w:type="dxa"/>
+            <w:tcBorders>
+              <w:top w:val="single" w:sz="6" w:space="0" w:color="BFC7D5"/>
+              <w:left w:val="single" w:sz="2" w:space="0" w:color="BFC7D5"/>
+              <w:bottom w:val="single" w:sz="2" w:space="0" w:color="BFC7D5"/>
+              <w:right w:val="single" w:sz="6" w:space="0" w:color="BFC7D5"/>
+            </w:tcBorders>
+            <w:shd w:fill="1F3A5F" w:val="clear"/>
             <w:vAlign w:val="center"/>
           </w:tcPr>
           <w:p>
             <w:pPr>
               <w:pStyle w:val="TableHeading"/>
-              <w:suppressLineNumbers/>
-              <w:shd w:fill="1F3A5F" w:val="clear"/>
-              <w:bidi w:val="0"/>
-              <w:spacing w:before="0" w:after="283"/>
-              <w:jc w:val="center"/>
-              <w:rPr/>
-            </w:pPr>
-            <w:r>
-              <w:rPr/>
+              <w:bidi w:val="0"/>
+              <w:spacing w:before="0" w:after="283"/>
+              <w:jc w:val="left"/>
+              <w:rPr>
+                <w:color w:val="FFFFFF"/>
+              </w:rPr>
+            </w:pPr>
+            <w:r>
+              <w:rPr>
+                <w:color w:val="FFFFFF"/>
+              </w:rPr>
               <w:t>Entry</w:t>
             </w:r>
           </w:p>
@@ -3128,8 +4011,12 @@
         <w:trPr/>
         <w:tc>
           <w:tcPr>
-            <w:tcW w:w="3616" w:type="dxa"/>
-            <w:tcBorders/>
+            <w:tcW w:w="4631" w:type="dxa"/>
+            <w:tcBorders>
+              <w:left w:val="single" w:sz="6" w:space="0" w:color="BFC7D5"/>
+              <w:bottom w:val="single" w:sz="2" w:space="0" w:color="BFC7D5"/>
+              <w:right w:val="single" w:sz="6" w:space="0" w:color="BFC7D5"/>
+            </w:tcBorders>
             <w:vAlign w:val="center"/>
           </w:tcPr>
           <w:p>
@@ -3148,8 +4035,12 @@
         </w:tc>
         <w:tc>
           <w:tcPr>
-            <w:tcW w:w="5281" w:type="dxa"/>
-            <w:tcBorders/>
+            <w:tcW w:w="6707" w:type="dxa"/>
+            <w:tcBorders>
+              <w:left w:val="single" w:sz="2" w:space="0" w:color="BFC7D5"/>
+              <w:bottom w:val="single" w:sz="2" w:space="0" w:color="BFC7D5"/>
+              <w:right w:val="single" w:sz="6" w:space="0" w:color="BFC7D5"/>
+            </w:tcBorders>
             <w:vAlign w:val="center"/>
           </w:tcPr>
           <w:p>
@@ -3175,8 +4066,12 @@
         <w:trPr/>
         <w:tc>
           <w:tcPr>
-            <w:tcW w:w="3616" w:type="dxa"/>
-            <w:tcBorders/>
+            <w:tcW w:w="4631" w:type="dxa"/>
+            <w:tcBorders>
+              <w:left w:val="single" w:sz="6" w:space="0" w:color="BFC7D5"/>
+              <w:bottom w:val="single" w:sz="2" w:space="0" w:color="BFC7D5"/>
+              <w:right w:val="single" w:sz="6" w:space="0" w:color="BFC7D5"/>
+            </w:tcBorders>
             <w:vAlign w:val="center"/>
           </w:tcPr>
           <w:p>
@@ -3195,8 +4090,12 @@
         </w:tc>
         <w:tc>
           <w:tcPr>
-            <w:tcW w:w="5281" w:type="dxa"/>
-            <w:tcBorders/>
+            <w:tcW w:w="6707" w:type="dxa"/>
+            <w:tcBorders>
+              <w:left w:val="single" w:sz="2" w:space="0" w:color="BFC7D5"/>
+              <w:bottom w:val="single" w:sz="2" w:space="0" w:color="BFC7D5"/>
+              <w:right w:val="single" w:sz="6" w:space="0" w:color="BFC7D5"/>
+            </w:tcBorders>
             <w:vAlign w:val="center"/>
           </w:tcPr>
           <w:p>
@@ -3220,8 +4119,12 @@
         <w:trPr/>
         <w:tc>
           <w:tcPr>
-            <w:tcW w:w="3616" w:type="dxa"/>
-            <w:tcBorders/>
+            <w:tcW w:w="4631" w:type="dxa"/>
+            <w:tcBorders>
+              <w:left w:val="single" w:sz="6" w:space="0" w:color="BFC7D5"/>
+              <w:bottom w:val="single" w:sz="2" w:space="0" w:color="BFC7D5"/>
+              <w:right w:val="single" w:sz="6" w:space="0" w:color="BFC7D5"/>
+            </w:tcBorders>
             <w:vAlign w:val="center"/>
           </w:tcPr>
           <w:p>
@@ -3240,8 +4143,12 @@
         </w:tc>
         <w:tc>
           <w:tcPr>
-            <w:tcW w:w="5281" w:type="dxa"/>
-            <w:tcBorders/>
+            <w:tcW w:w="6707" w:type="dxa"/>
+            <w:tcBorders>
+              <w:left w:val="single" w:sz="2" w:space="0" w:color="BFC7D5"/>
+              <w:bottom w:val="single" w:sz="2" w:space="0" w:color="BFC7D5"/>
+              <w:right w:val="single" w:sz="6" w:space="0" w:color="BFC7D5"/>
+            </w:tcBorders>
             <w:vAlign w:val="center"/>
           </w:tcPr>
           <w:p>
@@ -3265,8 +4172,12 @@
         <w:trPr/>
         <w:tc>
           <w:tcPr>
-            <w:tcW w:w="3616" w:type="dxa"/>
-            <w:tcBorders/>
+            <w:tcW w:w="4631" w:type="dxa"/>
+            <w:tcBorders>
+              <w:left w:val="single" w:sz="6" w:space="0" w:color="BFC7D5"/>
+              <w:bottom w:val="single" w:sz="2" w:space="0" w:color="BFC7D5"/>
+              <w:right w:val="single" w:sz="6" w:space="0" w:color="BFC7D5"/>
+            </w:tcBorders>
             <w:vAlign w:val="center"/>
           </w:tcPr>
           <w:p>
@@ -3285,8 +4196,12 @@
         </w:tc>
         <w:tc>
           <w:tcPr>
-            <w:tcW w:w="5281" w:type="dxa"/>
-            <w:tcBorders/>
+            <w:tcW w:w="6707" w:type="dxa"/>
+            <w:tcBorders>
+              <w:left w:val="single" w:sz="2" w:space="0" w:color="BFC7D5"/>
+              <w:bottom w:val="single" w:sz="2" w:space="0" w:color="BFC7D5"/>
+              <w:right w:val="single" w:sz="6" w:space="0" w:color="BFC7D5"/>
+            </w:tcBorders>
             <w:vAlign w:val="center"/>
           </w:tcPr>
           <w:p>
@@ -3310,8 +4225,12 @@
         <w:trPr/>
         <w:tc>
           <w:tcPr>
-            <w:tcW w:w="3616" w:type="dxa"/>
-            <w:tcBorders/>
+            <w:tcW w:w="4631" w:type="dxa"/>
+            <w:tcBorders>
+              <w:left w:val="single" w:sz="6" w:space="0" w:color="BFC7D5"/>
+              <w:bottom w:val="single" w:sz="2" w:space="0" w:color="BFC7D5"/>
+              <w:right w:val="single" w:sz="6" w:space="0" w:color="BFC7D5"/>
+            </w:tcBorders>
             <w:vAlign w:val="center"/>
           </w:tcPr>
           <w:p>
@@ -3330,8 +4249,12 @@
         </w:tc>
         <w:tc>
           <w:tcPr>
-            <w:tcW w:w="5281" w:type="dxa"/>
-            <w:tcBorders/>
+            <w:tcW w:w="6707" w:type="dxa"/>
+            <w:tcBorders>
+              <w:left w:val="single" w:sz="2" w:space="0" w:color="BFC7D5"/>
+              <w:bottom w:val="single" w:sz="2" w:space="0" w:color="BFC7D5"/>
+              <w:right w:val="single" w:sz="6" w:space="0" w:color="BFC7D5"/>
+            </w:tcBorders>
             <w:vAlign w:val="center"/>
           </w:tcPr>
           <w:p>
@@ -3355,8 +4278,12 @@
         <w:trPr/>
         <w:tc>
           <w:tcPr>
-            <w:tcW w:w="3616" w:type="dxa"/>
-            <w:tcBorders/>
+            <w:tcW w:w="4631" w:type="dxa"/>
+            <w:tcBorders>
+              <w:left w:val="single" w:sz="6" w:space="0" w:color="BFC7D5"/>
+              <w:bottom w:val="single" w:sz="6" w:space="0" w:color="BFC7D5"/>
+              <w:right w:val="single" w:sz="6" w:space="0" w:color="BFC7D5"/>
+            </w:tcBorders>
             <w:vAlign w:val="center"/>
           </w:tcPr>
           <w:p>
@@ -3375,8 +4302,12 @@
         </w:tc>
         <w:tc>
           <w:tcPr>
-            <w:tcW w:w="5281" w:type="dxa"/>
-            <w:tcBorders/>
+            <w:tcW w:w="6707" w:type="dxa"/>
+            <w:tcBorders>
+              <w:left w:val="single" w:sz="2" w:space="0" w:color="BFC7D5"/>
+              <w:bottom w:val="single" w:sz="6" w:space="0" w:color="BFC7D5"/>
+              <w:right w:val="single" w:sz="6" w:space="0" w:color="BFC7D5"/>
+            </w:tcBorders>
             <w:vAlign w:val="center"/>
           </w:tcPr>
           <w:p>
@@ -3451,11 +4382,11 @@
         <w:rPr>
           <w:rStyle w:val="SourceText"/>
         </w:rPr>
-        <w:t>backend/Dockerfile:19</w:t>
+        <w:t>backend/Dockerfile:23</w:t>
       </w:r>
       <w:r>
         <w:rPr/>
-        <w:t xml:space="preserve"> installs </w:t>
+        <w:t xml:space="preserve"> installed </w:t>
       </w:r>
       <w:r>
         <w:rPr>
@@ -3475,7 +4406,17 @@
       </w:r>
       <w:r>
         <w:rPr/>
-        <w:t xml:space="preserve">, and that has already produced a real build and runtime outage (commit </w:t>
+        <w:t xml:space="preserve"> until it was pinned to a commit in </w:t>
+      </w:r>
+      <w:r>
+        <w:rPr>
+          <w:rStyle w:val="SourceText"/>
+        </w:rPr>
+        <w:t>51fd3bc</w:t>
+      </w:r>
+      <w:r>
+        <w:rPr/>
+        <w:t xml:space="preserve">, and that had already produced a real build and runtime outage (commit </w:t>
       </w:r>
       <w:r>
         <w:rPr>
